--- a/tams-disclosure-parent/tams-disclosure/src/main/resources/tpl/poi/JDBG_ZSX.docx
+++ b/tams-disclosure-parent/tams-disclosure/src/main/resources/tpl/poi/JDBG_ZSX.docx
@@ -876,7 +876,7 @@
         <w:spacing w:line="288" w:lineRule="auto"/>
         <w:jc w:val="right"/>
         <w:rPr>
-          <w:rFonts w:ascii="方正仿宋简体" w:eastAsia="方正仿宋简体" w:hAnsi="宋体" w:cs="宋体"/>
+          <w:rFonts w:ascii="方正仿宋简体" w:eastAsia="方正仿宋简体" w:cs="宋体"/>
           <w:color w:val="000000"/>
           <w:kern w:val="0"/>
           <w:sz w:val="24"/>
@@ -896,7 +896,7 @@
     </w:p>
     <w:tbl>
       <w:tblPr>
-        <w:tblW w:w="0" w:type="dxa"/>
+        <w:tblW w:w="9322" w:type="dxa"/>
         <w:tblBorders>
           <w:top w:val="single" w:sz="4" w:space="0" w:color="auto"/>
           <w:left w:val="single" w:sz="4" w:space="0" w:color="auto"/>
@@ -909,13 +909,139 @@
         <w:tblLook w:val="0000" w:firstRow="0" w:lastRow="0" w:firstColumn="0" w:lastColumn="0" w:noHBand="0" w:noVBand="0"/>
       </w:tblPr>
       <w:tblGrid>
-        <w:gridCol w:w="4135"/>
-        <w:gridCol w:w="5187"/>
+        <w:gridCol w:w="2972"/>
+        <w:gridCol w:w="6350"/>
       </w:tblGrid>
       <w:tr>
         <w:tc>
           <w:tcPr>
-            <w:tcW w:w="4135" w:type="dxa"/>
+            <w:tcW w:w="9322" w:type="dxa"/>
+            <w:gridSpan w:val="2"/>
+            <w:vAlign w:val="center"/>
+          </w:tcPr>
+          <w:p>
+            <w:pPr>
+              <w:pStyle w:val="zhangjiep"/>
+              <w:rPr>
+                <w:rFonts w:ascii="方正仿宋简体" w:eastAsia="方正仿宋简体"/>
+              </w:rPr>
+            </w:pPr>
+            <w:r>
+              <w:rPr>
+                <w:rFonts w:ascii="方正仿宋简体" w:eastAsia="方正仿宋简体"/>
+              </w:rPr>
+              <w:t>{foreach:"listFinIndex",loop</w:t>
+            </w:r>
+            <w:r>
+              <w:rPr>
+                <w:rFonts w:ascii="方正仿宋简体" w:eastAsia="方正仿宋简体"/>
+              </w:rPr>
+              <w:t>M</w:t>
+            </w:r>
+            <w:r>
+              <w:rPr>
+                <w:rFonts w:ascii="方正仿宋简体" w:eastAsia="方正仿宋简体"/>
+              </w:rPr>
+              <w:t>ode:"col",fields:["</w:t>
+            </w:r>
+            <w:r>
+              <w:rPr>
+                <w:rFonts w:ascii="方正仿宋简体" w:eastAsia="方正仿宋简体"/>
+              </w:rPr>
+              <w:t>prodId"</w:t>
+            </w:r>
+            <w:r>
+              <w:rPr>
+                <w:rFonts w:ascii="方正仿宋简体" w:eastAsia="方正仿宋简体"/>
+              </w:rPr>
+              <w:t xml:space="preserve"> ,"</w:t>
+            </w:r>
+            <w:r>
+              <w:rPr>
+                <w:rFonts w:ascii="方正仿宋简体" w:eastAsia="方正仿宋简体"/>
+                <w:bCs/>
+                <w:color w:val="000000"/>
+              </w:rPr>
+              <w:t>assetsValue</w:t>
+            </w:r>
+            <w:r>
+              <w:rPr>
+                <w:rFonts w:ascii="方正仿宋简体" w:eastAsia="方正仿宋简体"/>
+              </w:rPr>
+              <w:t>","</w:t>
+            </w:r>
+            <w:r>
+              <w:rPr>
+                <w:rFonts w:ascii="方正仿宋简体" w:eastAsia="方正仿宋简体"/>
+                <w:bCs/>
+                <w:color w:val="000000"/>
+              </w:rPr>
+              <w:t>unitValue</w:t>
+            </w:r>
+            <w:r>
+              <w:rPr>
+                <w:rFonts w:ascii="方正仿宋简体" w:eastAsia="方正仿宋简体"/>
+              </w:rPr>
+              <w:t>","</w:t>
+            </w:r>
+            <w:r>
+              <w:rPr>
+                <w:rFonts w:ascii="方正仿宋简体" w:eastAsia="方正仿宋简体"/>
+                <w:bCs/>
+                <w:color w:val="000000"/>
+              </w:rPr>
+              <w:t>unitValueT</w:t>
+            </w:r>
+            <w:r>
+              <w:rPr>
+                <w:rFonts w:ascii="方正仿宋简体" w:eastAsia="方正仿宋简体"/>
+              </w:rPr>
+              <w:t>"</w:t>
+            </w:r>
+            <w:r>
+              <w:rPr>
+                <w:rFonts w:ascii="方正仿宋简体" w:eastAsia="方正仿宋简体"/>
+              </w:rPr>
+              <w:t>,"</w:t>
+            </w:r>
+            <w:r>
+              <w:rPr>
+                <w:rFonts w:ascii="方正仿宋简体" w:eastAsia="方正仿宋简体"/>
+                <w:color w:val="000000"/>
+              </w:rPr>
+              <w:t>otherFee</w:t>
+            </w:r>
+            <w:r>
+              <w:rPr>
+                <w:rFonts w:ascii="方正仿宋简体" w:eastAsia="方正仿宋简体"/>
+              </w:rPr>
+              <w:t>"</w:t>
+            </w:r>
+            <w:r>
+              <w:rPr>
+                <w:rFonts w:ascii="方正仿宋简体" w:eastAsia="方正仿宋简体"/>
+              </w:rPr>
+              <w:t>],startRow:</w:t>
+            </w:r>
+            <w:r>
+              <w:rPr>
+                <w:rFonts w:ascii="方正仿宋简体" w:eastAsia="方正仿宋简体"/>
+              </w:rPr>
+              <w:t>2</w:t>
+            </w:r>
+            <w:r>
+              <w:rPr>
+                <w:rFonts w:ascii="方正仿宋简体" w:eastAsia="方正仿宋简体"/>
+              </w:rPr>
+              <w:t>,startCol:1}</w:t>
+            </w:r>
+          </w:p>
+        </w:tc>
+      </w:tr>
+      <w:tr>
+        <w:tc>
+          <w:tcPr>
+            <w:tcW w:w="2972" w:type="dxa"/>
             <w:vAlign w:val="center"/>
           </w:tcPr>
           <w:p>
@@ -943,7 +1069,7 @@
         </w:tc>
         <w:tc>
           <w:tcPr>
-            <w:tcW w:w="5187" w:type="dxa"/>
+            <w:tcW w:w="6350" w:type="dxa"/>
           </w:tcPr>
           <w:p>
             <w:pPr>
@@ -980,13 +1106,14 @@
       <w:tr>
         <w:tc>
           <w:tcPr>
-            <w:tcW w:w="4135" w:type="dxa"/>
+            <w:tcW w:w="2972" w:type="dxa"/>
             <w:vAlign w:val="center"/>
           </w:tcPr>
           <w:p>
             <w:pPr>
               <w:pStyle w:val="a5"/>
               <w:wordWrap w:val="0"/>
+              <w:jc w:val="center"/>
               <w:rPr>
                 <w:rFonts w:ascii="方正仿宋简体" w:eastAsia="方正仿宋简体"/>
                 <w:b/>
@@ -994,6 +1121,40 @@
                 <w:color w:val="000000"/>
               </w:rPr>
             </w:pPr>
+          </w:p>
+        </w:tc>
+        <w:tc>
+          <w:tcPr>
+            <w:tcW w:w="6350" w:type="dxa"/>
+          </w:tcPr>
+          <w:p>
+            <w:pPr>
+              <w:pStyle w:val="zhangjiep"/>
+              <w:jc w:val="center"/>
+              <w:rPr>
+                <w:rFonts w:ascii="方正仿宋简体" w:eastAsia="方正仿宋简体"/>
+              </w:rPr>
+            </w:pPr>
+          </w:p>
+        </w:tc>
+      </w:tr>
+      <w:tr>
+        <w:tc>
+          <w:tcPr>
+            <w:tcW w:w="2972" w:type="dxa"/>
+            <w:vAlign w:val="center"/>
+          </w:tcPr>
+          <w:p>
+            <w:pPr>
+              <w:pStyle w:val="a5"/>
+              <w:wordWrap w:val="0"/>
+              <w:rPr>
+                <w:rFonts w:ascii="方正仿宋简体" w:eastAsia="方正仿宋简体"/>
+                <w:b/>
+                <w:bCs/>
+                <w:color w:val="000000"/>
+              </w:rPr>
+            </w:pPr>
             <w:r>
               <w:rPr>
                 <w:rFonts w:ascii="方正仿宋简体" w:eastAsia="方正仿宋简体" w:hint="eastAsia"/>
@@ -1005,7 +1166,7 @@
         </w:tc>
         <w:tc>
           <w:tcPr>
-            <w:tcW w:w="5187" w:type="dxa"/>
+            <w:tcW w:w="6350" w:type="dxa"/>
             <w:vAlign w:val="center"/>
           </w:tcPr>
           <w:p>
@@ -1018,61 +1179,13 @@
                 <w:color w:val="000000"/>
               </w:rPr>
             </w:pPr>
-            <w:r>
-              <w:rPr>
-                <w:rFonts w:ascii="方正仿宋简体" w:eastAsia="方正仿宋简体" w:hint="eastAsia"/>
-                <w:bCs/>
-                <w:color w:val="000000"/>
-              </w:rPr>
-              <w:t>$</w:t>
-            </w:r>
-            <w:r>
-              <w:rPr>
-                <w:rFonts w:ascii="方正仿宋简体" w:eastAsia="方正仿宋简体"/>
-                <w:bCs/>
-                <w:color w:val="000000"/>
-              </w:rPr>
-              <w:t>{</w:t>
-            </w:r>
-            <w:r>
-              <w:rPr>
-                <w:rFonts w:ascii="方正仿宋简体" w:eastAsia="方正仿宋简体"/>
-                <w:bCs/>
-                <w:color w:val="000000"/>
-              </w:rPr>
-              <w:t>finIndex</w:t>
-            </w:r>
-            <w:r>
-              <w:rPr>
-                <w:rFonts w:ascii="方正仿宋简体" w:eastAsia="方正仿宋简体"/>
-                <w:bCs/>
-                <w:color w:val="000000"/>
-              </w:rPr>
-              <w:t>.</w:t>
-            </w:r>
-            <w:r>
-              <w:rPr>
-                <w:rFonts w:ascii="方正仿宋简体" w:eastAsia="方正仿宋简体"/>
-                <w:bCs/>
-                <w:color w:val="000000"/>
-              </w:rPr>
-              <w:t>ASSETS_VALUE</w:t>
-            </w:r>
-            <w:r>
-              <w:rPr>
-                <w:rFonts w:ascii="方正仿宋简体" w:eastAsia="方正仿宋简体"/>
-                <w:bCs/>
-                <w:color w:val="000000"/>
-              </w:rPr>
-              <w:t>}</w:t>
-            </w:r>
           </w:p>
         </w:tc>
       </w:tr>
       <w:tr>
         <w:tc>
           <w:tcPr>
-            <w:tcW w:w="4135" w:type="dxa"/>
+            <w:tcW w:w="2972" w:type="dxa"/>
             <w:vAlign w:val="center"/>
           </w:tcPr>
           <w:p>
@@ -1097,7 +1210,7 @@
         </w:tc>
         <w:tc>
           <w:tcPr>
-            <w:tcW w:w="5187" w:type="dxa"/>
+            <w:tcW w:w="6350" w:type="dxa"/>
             <w:vAlign w:val="center"/>
           </w:tcPr>
           <w:p>
@@ -1111,61 +1224,13 @@
                 <w:color w:val="000000"/>
               </w:rPr>
             </w:pPr>
-            <w:r>
-              <w:rPr>
-                <w:rFonts w:ascii="方正仿宋简体" w:eastAsia="方正仿宋简体" w:hint="eastAsia"/>
-                <w:bCs/>
-                <w:color w:val="000000"/>
-              </w:rPr>
-              <w:t>$</w:t>
-            </w:r>
-            <w:r>
-              <w:rPr>
-                <w:rFonts w:ascii="方正仿宋简体" w:eastAsia="方正仿宋简体"/>
-                <w:bCs/>
-                <w:color w:val="000000"/>
-              </w:rPr>
-              <w:t>{</w:t>
-            </w:r>
-            <w:r>
-              <w:rPr>
-                <w:rFonts w:ascii="方正仿宋简体" w:eastAsia="方正仿宋简体"/>
-                <w:bCs/>
-                <w:color w:val="000000"/>
-              </w:rPr>
-              <w:t>finIndex</w:t>
-            </w:r>
-            <w:r>
-              <w:rPr>
-                <w:rFonts w:ascii="方正仿宋简体" w:eastAsia="方正仿宋简体"/>
-                <w:bCs/>
-                <w:color w:val="000000"/>
-              </w:rPr>
-              <w:t>.</w:t>
-            </w:r>
-            <w:r>
-              <w:rPr>
-                <w:rFonts w:ascii="方正仿宋简体" w:eastAsia="方正仿宋简体"/>
-                <w:bCs/>
-                <w:color w:val="000000"/>
-              </w:rPr>
-              <w:t>UNIT_VALUE</w:t>
-            </w:r>
-            <w:r>
-              <w:rPr>
-                <w:rFonts w:ascii="方正仿宋简体" w:eastAsia="方正仿宋简体"/>
-                <w:bCs/>
-                <w:color w:val="000000"/>
-              </w:rPr>
-              <w:t>}</w:t>
-            </w:r>
           </w:p>
         </w:tc>
       </w:tr>
       <w:tr>
         <w:tc>
           <w:tcPr>
-            <w:tcW w:w="4135" w:type="dxa"/>
+            <w:tcW w:w="2972" w:type="dxa"/>
             <w:vAlign w:val="center"/>
           </w:tcPr>
           <w:p>
@@ -1190,7 +1255,7 @@
         </w:tc>
         <w:tc>
           <w:tcPr>
-            <w:tcW w:w="5187" w:type="dxa"/>
+            <w:tcW w:w="6350" w:type="dxa"/>
             <w:vAlign w:val="center"/>
           </w:tcPr>
           <w:p>
@@ -1204,62 +1269,6 @@
                 <w:color w:val="000000"/>
               </w:rPr>
             </w:pPr>
-            <w:r>
-              <w:rPr>
-                <w:rFonts w:ascii="方正仿宋简体" w:eastAsia="方正仿宋简体" w:hint="eastAsia"/>
-                <w:bCs/>
-                <w:color w:val="000000"/>
-              </w:rPr>
-              <w:t>$</w:t>
-            </w:r>
-            <w:r>
-              <w:rPr>
-                <w:rFonts w:ascii="方正仿宋简体" w:eastAsia="方正仿宋简体"/>
-                <w:bCs/>
-                <w:color w:val="000000"/>
-              </w:rPr>
-              <w:t>{</w:t>
-            </w:r>
-            <w:r>
-              <w:rPr>
-                <w:rFonts w:ascii="方正仿宋简体" w:eastAsia="方正仿宋简体"/>
-                <w:bCs/>
-                <w:color w:val="000000"/>
-              </w:rPr>
-              <w:t>finIndex</w:t>
-            </w:r>
-            <w:r>
-              <w:rPr>
-                <w:rFonts w:ascii="方正仿宋简体" w:eastAsia="方正仿宋简体"/>
-                <w:bCs/>
-                <w:color w:val="000000"/>
-              </w:rPr>
-              <w:t>.</w:t>
-            </w:r>
-            <w:r>
-              <w:rPr>
-                <w:rFonts w:ascii="方正仿宋简体" w:eastAsia="方正仿宋简体"/>
-                <w:bCs/>
-                <w:color w:val="000000"/>
-              </w:rPr>
-              <w:t>UNIT_VALUE_</w:t>
-            </w:r>
-            <w:r>
-              <w:rPr>
-                <w:rFonts w:ascii="方正仿宋简体" w:eastAsia="方正仿宋简体"/>
-                <w:bCs/>
-                <w:color w:val="000000"/>
-              </w:rPr>
-              <w:t>T</w:t>
-            </w:r>
-            <w:r>
-              <w:rPr>
-                <w:rFonts w:ascii="方正仿宋简体" w:eastAsia="方正仿宋简体"/>
-                <w:bCs/>
-                <w:color w:val="000000"/>
-              </w:rPr>
-              <w:t>}</w:t>
-            </w:r>
           </w:p>
         </w:tc>
       </w:tr>
@@ -1281,6 +1290,30 @@
         <w:pStyle w:val="zhangjiep"/>
         <w:ind w:left="0"/>
         <w:rPr>
+          <w:rFonts w:ascii="方正仿宋简体" w:eastAsia="方正仿宋简体" w:hint="eastAsia"/>
+          <w:b/>
+          <w:bCs/>
+          <w:color w:val="000000"/>
+        </w:rPr>
+      </w:pPr>
+    </w:p>
+    <w:p>
+      <w:pPr>
+        <w:pStyle w:val="zhangjiep"/>
+        <w:ind w:left="0"/>
+        <w:rPr>
+          <w:rFonts w:ascii="方正仿宋简体" w:eastAsia="方正仿宋简体" w:hint="eastAsia"/>
+          <w:b/>
+          <w:bCs/>
+          <w:color w:val="000000"/>
+        </w:rPr>
+      </w:pPr>
+    </w:p>
+    <w:p>
+      <w:pPr>
+        <w:pStyle w:val="zhangjiep"/>
+        <w:ind w:left="0"/>
+        <w:rPr>
           <w:rFonts w:ascii="方正仿宋简体" w:eastAsia="方正仿宋简体"/>
           <w:color w:val="000000"/>
         </w:rPr>
@@ -1292,6 +1325,7 @@
           <w:bCs/>
           <w:color w:val="000000"/>
         </w:rPr>
+        <w:lastRenderedPageBreak/>
         <w:t>2.2 产品业绩比较基准</w:t>
       </w:r>
     </w:p>
@@ -1317,7 +1351,7 @@
     </w:p>
     <w:tbl>
       <w:tblPr>
-        <w:tblW w:w="8818" w:type="dxa"/>
+        <w:tblW w:w="9243" w:type="dxa"/>
         <w:tblInd w:w="108" w:type="dxa"/>
         <w:tblBorders>
           <w:top w:val="single" w:sz="4" w:space="0" w:color="auto"/>
@@ -1328,56 +1362,133 @@
           <w:insideV w:val="single" w:sz="4" w:space="0" w:color="auto"/>
         </w:tblBorders>
         <w:tblLayout w:type="fixed"/>
-        <w:tblLook w:val="0000" w:firstRow="0" w:lastRow="0" w:firstColumn="0" w:lastColumn="0" w:noHBand="0" w:noVBand="0"/>
+        <w:tblLook w:val="04A0" w:firstRow="1" w:lastRow="0" w:firstColumn="1" w:lastColumn="0" w:noHBand="0" w:noVBand="1"/>
       </w:tblPr>
       <w:tblGrid>
-        <w:gridCol w:w="3998"/>
-        <w:gridCol w:w="4820"/>
+        <w:gridCol w:w="3856"/>
+        <w:gridCol w:w="2694"/>
+        <w:gridCol w:w="2693"/>
       </w:tblGrid>
       <w:tr>
         <w:tc>
           <w:tcPr>
-            <w:tcW w:w="3998" w:type="dxa"/>
+            <w:tcW w:w="9243" w:type="dxa"/>
+            <w:gridSpan w:val="3"/>
             <w:vAlign w:val="center"/>
           </w:tcPr>
           <w:p>
             <w:pPr>
               <w:pStyle w:val="biaogecenter"/>
               <w:wordWrap w:val="0"/>
-              <w:rPr>
-                <w:rFonts w:ascii="方正仿宋简体" w:eastAsia="方正仿宋简体"/>
-                <w:color w:val="000000"/>
-              </w:rPr>
-            </w:pPr>
-            <w:r>
-              <w:rPr>
-                <w:rFonts w:ascii="方正仿宋简体" w:eastAsia="方正仿宋简体" w:hAnsi="Calibri" w:hint="eastAsia"/>
-                <w:color w:val="000000"/>
-              </w:rPr>
-              <w:t>阶段</w:t>
-            </w:r>
-          </w:p>
-        </w:tc>
-        <w:tc>
-          <w:tcPr>
-            <w:tcW w:w="4820" w:type="dxa"/>
-            <w:vAlign w:val="center"/>
-          </w:tcPr>
-          <w:p>
-            <w:pPr>
-              <w:pStyle w:val="biaogecenter"/>
-              <w:wordWrap w:val="0"/>
-              <w:rPr>
-                <w:rFonts w:ascii="方正仿宋简体" w:eastAsia="方正仿宋简体"/>
-                <w:color w:val="000000"/>
-              </w:rPr>
-            </w:pPr>
-            <w:r>
-              <w:rPr>
-                <w:rFonts w:ascii="方正仿宋简体" w:eastAsia="方正仿宋简体" w:hAnsi="Calibri" w:hint="eastAsia"/>
-                <w:color w:val="000000"/>
-              </w:rPr>
-              <w:t>业绩比较基准</w:t>
+              <w:jc w:val="both"/>
+              <w:rPr>
+                <w:rFonts w:ascii="方正仿宋简体" w:eastAsia="方正仿宋简体" w:hAnsi="Calibri"/>
+                <w:color w:val="000000"/>
+              </w:rPr>
+            </w:pPr>
+            <w:r>
+              <w:rPr>
+                <w:rFonts w:ascii="方正仿宋简体" w:eastAsia="方正仿宋简体"/>
+              </w:rPr>
+              <w:t>{fore</w:t>
+            </w:r>
+            <w:r>
+              <w:rPr>
+                <w:rFonts w:ascii="方正仿宋简体" w:eastAsia="方正仿宋简体"/>
+              </w:rPr>
+              <w:t>ach:"</w:t>
+            </w:r>
+            <w:r>
+              <w:rPr>
+                <w:rFonts w:ascii="方正仿宋简体" w:eastAsia="方正仿宋简体"/>
+              </w:rPr>
+              <w:t>listAchieveBasis</w:t>
+            </w:r>
+            <w:r>
+              <w:rPr>
+                <w:rFonts w:ascii="方正仿宋简体" w:eastAsia="方正仿宋简体"/>
+              </w:rPr>
+              <w:t>",loopMode:"row</w:t>
+            </w:r>
+            <w:r>
+              <w:rPr>
+                <w:rFonts w:ascii="方正仿宋简体" w:eastAsia="方正仿宋简体"/>
+              </w:rPr>
+              <w:t>",fields:[</w:t>
+            </w:r>
+            <w:r>
+              <w:rPr>
+                <w:rFonts w:ascii="方正仿宋简体" w:eastAsia="方正仿宋简体"/>
+              </w:rPr>
+              <w:t>"duration",</w:t>
+            </w:r>
+            <w:r>
+              <w:rPr>
+                <w:rFonts w:ascii="方正仿宋简体" w:eastAsia="方正仿宋简体"/>
+              </w:rPr>
+              <w:t>"</w:t>
+            </w:r>
+            <w:r>
+              <w:rPr>
+                <w:rFonts w:ascii="方正仿宋简体" w:eastAsia="方正仿宋简体"/>
+                <w:color w:val="000000"/>
+              </w:rPr>
+              <w:t>prodId</w:t>
+            </w:r>
+            <w:r>
+              <w:rPr>
+                <w:rFonts w:ascii="方正仿宋简体" w:eastAsia="方正仿宋简体"/>
+              </w:rPr>
+              <w:t>","</w:t>
+            </w:r>
+            <w:r>
+              <w:rPr>
+                <w:rFonts w:ascii="方正仿宋简体" w:eastAsia="方正仿宋简体" w:hAnsi="Calibri"/>
+                <w:color w:val="000000"/>
+              </w:rPr>
+              <w:t>achieveBasis</w:t>
+            </w:r>
+            <w:r>
+              <w:rPr>
+                <w:rFonts w:ascii="方正仿宋简体" w:eastAsia="方正仿宋简体"/>
+              </w:rPr>
+              <w:t>"</w:t>
+            </w:r>
+            <w:r>
+              <w:rPr>
+                <w:rFonts w:ascii="方正仿宋简体" w:eastAsia="方正仿宋简体" w:hint="eastAsia"/>
+              </w:rPr>
+              <w:t>]</w:t>
+            </w:r>
+            <w:r>
+              <w:rPr>
+                <w:rFonts w:ascii="方正仿宋简体" w:eastAsia="方正仿宋简体"/>
+              </w:rPr>
+              <w:t>,startRow:</w:t>
+            </w:r>
+            <w:r>
+              <w:rPr>
+                <w:rFonts w:ascii="方正仿宋简体" w:eastAsia="方正仿宋简体"/>
+              </w:rPr>
+              <w:t>2</w:t>
+            </w:r>
+            <w:r>
+              <w:rPr>
+                <w:rFonts w:ascii="方正仿宋简体" w:eastAsia="方正仿宋简体"/>
+              </w:rPr>
+              <w:t>,startCol:</w:t>
+            </w:r>
+            <w:r>
+              <w:rPr>
+                <w:rFonts w:ascii="方正仿宋简体" w:eastAsia="方正仿宋简体"/>
+              </w:rPr>
+              <w:t>0</w:t>
+            </w:r>
+            <w:r>
+              <w:rPr>
+                <w:rFonts w:ascii="方正仿宋简体" w:eastAsia="方正仿宋简体"/>
+              </w:rPr>
+              <w:t>}</w:t>
             </w:r>
           </w:p>
         </w:tc>
@@ -1385,7 +1496,56 @@
       <w:tr>
         <w:tc>
           <w:tcPr>
-            <w:tcW w:w="3998" w:type="dxa"/>
+            <w:tcW w:w="3856" w:type="dxa"/>
+            <w:vAlign w:val="center"/>
+          </w:tcPr>
+          <w:p>
+            <w:pPr>
+              <w:pStyle w:val="biaogecenter"/>
+              <w:wordWrap w:val="0"/>
+              <w:rPr>
+                <w:rFonts w:ascii="方正仿宋简体" w:eastAsia="方正仿宋简体"/>
+                <w:color w:val="000000"/>
+              </w:rPr>
+            </w:pPr>
+            <w:r>
+              <w:rPr>
+                <w:rFonts w:ascii="方正仿宋简体" w:eastAsia="方正仿宋简体" w:hAnsi="Calibri" w:hint="eastAsia"/>
+                <w:color w:val="000000"/>
+              </w:rPr>
+              <w:t>阶段</w:t>
+            </w:r>
+          </w:p>
+        </w:tc>
+        <w:tc>
+          <w:tcPr>
+            <w:tcW w:w="5387" w:type="dxa"/>
+            <w:gridSpan w:val="2"/>
+            <w:vAlign w:val="center"/>
+          </w:tcPr>
+          <w:p>
+            <w:pPr>
+              <w:pStyle w:val="biaogecenter"/>
+              <w:wordWrap w:val="0"/>
+              <w:rPr>
+                <w:rFonts w:ascii="方正仿宋简体" w:eastAsia="方正仿宋简体"/>
+                <w:color w:val="000000"/>
+              </w:rPr>
+            </w:pPr>
+            <w:r>
+              <w:rPr>
+                <w:rFonts w:ascii="方正仿宋简体" w:eastAsia="方正仿宋简体" w:hAnsi="Calibri" w:hint="eastAsia"/>
+                <w:color w:val="000000"/>
+              </w:rPr>
+              <w:t>业绩比较基准</w:t>
+            </w:r>
+          </w:p>
+        </w:tc>
+      </w:tr>
+      <w:tr>
+        <w:tc>
+          <w:tcPr>
+            <w:tcW w:w="3856" w:type="dxa"/>
             <w:vAlign w:val="center"/>
           </w:tcPr>
           <w:p>
@@ -1407,13 +1567,45 @@
         </w:tc>
         <w:tc>
           <w:tcPr>
-            <w:tcW w:w="4820" w:type="dxa"/>
+            <w:tcW w:w="2694" w:type="dxa"/>
             <w:vAlign w:val="center"/>
           </w:tcPr>
           <w:p>
             <w:pPr>
               <w:pStyle w:val="biaogeright"/>
               <w:wordWrap w:val="0"/>
+              <w:ind w:left="0"/>
+              <w:rPr>
+                <w:rFonts w:ascii="方正仿宋简体" w:eastAsia="方正仿宋简体"/>
+                <w:color w:val="000000"/>
+              </w:rPr>
+            </w:pPr>
+            <w:r>
+              <w:rPr>
+                <w:rFonts w:ascii="方正仿宋简体" w:eastAsia="方正仿宋简体" w:hint="eastAsia"/>
+                <w:color w:val="000000"/>
+              </w:rPr>
+              <w:t>$</w:t>
+            </w:r>
+            <w:r>
+              <w:rPr>
+                <w:rFonts w:ascii="方正仿宋简体" w:eastAsia="方正仿宋简体"/>
+                <w:color w:val="000000"/>
+              </w:rPr>
+              <w:t>{prodId}</w:t>
+            </w:r>
+          </w:p>
+        </w:tc>
+        <w:tc>
+          <w:tcPr>
+            <w:tcW w:w="2693" w:type="dxa"/>
+            <w:vAlign w:val="center"/>
+          </w:tcPr>
+          <w:p>
+            <w:pPr>
+              <w:pStyle w:val="biaogeright"/>
+              <w:wordWrap w:val="0"/>
+              <w:ind w:left="0"/>
               <w:rPr>
                 <w:rFonts w:ascii="方正仿宋简体" w:eastAsia="方正仿宋简体"/>
                 <w:color w:val="000000"/>
@@ -1424,14 +1616,7 @@
                 <w:rFonts w:ascii="方正仿宋简体" w:eastAsia="方正仿宋简体" w:hAnsi="Calibri"/>
                 <w:color w:val="000000"/>
               </w:rPr>
-              <w:t>${achievementBasis}</w:t>
-            </w:r>
-            <w:r>
-              <w:rPr>
-                <w:rFonts w:ascii="方正仿宋简体" w:eastAsia="方正仿宋简体" w:hAnsi="Calibri" w:hint="eastAsia"/>
-                <w:color w:val="000000"/>
-              </w:rPr>
-              <w:t>%</w:t>
+              <w:t>${achieveBasis}%</w:t>
             </w:r>
           </w:p>
         </w:tc>
@@ -1439,14 +1624,12 @@
     </w:tbl>
     <w:p>
       <w:pPr>
-        <w:widowControl/>
-        <w:jc w:val="left"/>
-        <w:rPr>
-          <w:rFonts w:ascii="方正仿宋简体" w:eastAsia="方正仿宋简体" w:hAnsi="宋体" w:cs="宋体"/>
-          <w:color w:val="000000"/>
-          <w:kern w:val="0"/>
-          <w:sz w:val="24"/>
-          <w:szCs w:val="24"/>
+        <w:pStyle w:val="zhangjiep2"/>
+        <w:rPr>
+          <w:rFonts w:ascii="方正仿宋简体" w:eastAsia="方正仿宋简体" w:hint="eastAsia"/>
+          <w:b/>
+          <w:bCs/>
+          <w:color w:val="000000"/>
         </w:rPr>
       </w:pPr>
     </w:p>
@@ -1464,7 +1647,6 @@
           <w:b/>
           <w:color w:val="000000"/>
         </w:rPr>
-        <w:lastRenderedPageBreak/>
         <w:t>§3  管理人报告</w:t>
       </w:r>
     </w:p>
@@ -1514,7 +1696,7 @@
           <w:rFonts w:ascii="方正仿宋简体" w:eastAsia="方正仿宋简体"/>
           <w:color w:val="000000"/>
         </w:rPr>
-        <w:t>prodOperating</w:t>
+        <w:t>tzclhyzfx</w:t>
       </w:r>
       <w:r>
         <w:rPr>
@@ -1529,47 +1711,42 @@
         <w:pStyle w:val="a5"/>
         <w:rPr>
           <w:rFonts w:ascii="方正仿宋简体" w:eastAsia="方正仿宋简体"/>
-          <w:color w:val="000000"/>
-        </w:rPr>
-      </w:pPr>
+          <w:b/>
+        </w:rPr>
+      </w:pPr>
+      <w:r>
+        <w:rPr>
+          <w:rFonts w:ascii="方正仿宋简体" w:eastAsia="方正仿宋简体" w:hint="eastAsia"/>
+          <w:b/>
+        </w:rPr>
+        <w:t>3.2 报告期内产品的流动性风险分析</w:t>
+      </w:r>
     </w:p>
     <w:p>
       <w:pPr>
         <w:pStyle w:val="a5"/>
         <w:rPr>
           <w:rFonts w:ascii="方正仿宋简体" w:eastAsia="方正仿宋简体"/>
-          <w:b/>
-        </w:rPr>
-      </w:pPr>
-      <w:r>
-        <w:rPr>
-          <w:rFonts w:ascii="方正仿宋简体" w:eastAsia="方正仿宋简体" w:hint="eastAsia"/>
-          <w:b/>
-        </w:rPr>
-        <w:t>3.2 报告期内产品的流动性风险分析</w:t>
-      </w:r>
-    </w:p>
-    <w:p>
-      <w:pPr>
-        <w:pStyle w:val="a5"/>
+        </w:rPr>
+      </w:pPr>
+      <w:r>
         <w:rPr>
           <w:rFonts w:ascii="方正仿宋简体" w:eastAsia="方正仿宋简体"/>
         </w:rPr>
-      </w:pPr>
+        <w:t>${</w:t>
+      </w:r>
       <w:r>
         <w:rPr>
           <w:rFonts w:ascii="方正仿宋简体" w:eastAsia="方正仿宋简体"/>
         </w:rPr>
-        <w:t>${prodRisk}</w:t>
-      </w:r>
-    </w:p>
-    <w:p>
-      <w:pPr>
-        <w:pStyle w:val="a5"/>
-        <w:rPr>
-          <w:rFonts w:ascii="方正仿宋简体" w:eastAsia="方正仿宋简体" w:hint="eastAsia"/>
-        </w:rPr>
-      </w:pPr>
+        <w:t>ldxfxfx</w:t>
+      </w:r>
+      <w:r>
+        <w:rPr>
+          <w:rFonts w:ascii="方正仿宋简体" w:eastAsia="方正仿宋简体"/>
+        </w:rPr>
+        <w:t>}</w:t>
+      </w:r>
     </w:p>
     <w:p>
       <w:pPr>
@@ -1611,10 +1788,22 @@
           <w:rFonts w:ascii="方正仿宋简体" w:eastAsia="方正仿宋简体"/>
           <w:color w:val="000000"/>
         </w:rPr>
-        <w:t>${finIndex.UNIT_VALUE}</w:t>
-      </w:r>
-      <w:bookmarkStart w:id="0" w:name="_GoBack"/>
-      <w:bookmarkEnd w:id="0"/>
+        <w:t>${</w:t>
+      </w:r>
+      <w:r>
+        <w:rPr>
+          <w:rFonts w:ascii="方正仿宋简体" w:eastAsia="方正仿宋简体"/>
+          <w:color w:val="000000"/>
+        </w:rPr>
+        <w:t>yjbx</w:t>
+      </w:r>
+      <w:r>
+        <w:rPr>
+          <w:rFonts w:ascii="方正仿宋简体" w:eastAsia="方正仿宋简体"/>
+          <w:color w:val="000000"/>
+        </w:rPr>
+        <w:t>}</w:t>
+      </w:r>
       <w:r>
         <w:rPr>
           <w:rFonts w:ascii="方正仿宋简体" w:eastAsia="方正仿宋简体" w:hint="eastAsia"/>
@@ -1657,6 +1846,8 @@
         <w:ind w:left="0"/>
         <w:rPr>
           <w:rFonts w:ascii="方正仿宋简体" w:eastAsia="方正仿宋简体"/>
+          <w:b/>
+          <w:bCs/>
         </w:rPr>
       </w:pPr>
       <w:r>
@@ -1701,7 +1892,7 @@
               <w:jc w:val="center"/>
               <w:textAlignment w:val="bottom"/>
               <w:rPr>
-                <w:rFonts w:ascii="方正仿宋简体" w:eastAsia="方正仿宋简体" w:hAnsi="宋体" w:cs="宋体"/>
+                <w:rFonts w:asciiTheme="minorEastAsia" w:eastAsiaTheme="minorEastAsia" w:hAnsiTheme="minorEastAsia" w:cs="宋体"/>
                 <w:color w:val="000000"/>
                 <w:kern w:val="0"/>
                 <w:sz w:val="24"/>
@@ -1710,7 +1901,7 @@
             </w:pPr>
             <w:r>
               <w:rPr>
-                <w:rFonts w:ascii="方正仿宋简体" w:eastAsia="方正仿宋简体" w:hAnsi="宋体" w:cs="宋体" w:hint="eastAsia"/>
+                <w:rFonts w:asciiTheme="minorEastAsia" w:eastAsiaTheme="minorEastAsia" w:hAnsiTheme="minorEastAsia" w:cs="宋体" w:hint="eastAsia"/>
                 <w:color w:val="000000"/>
                 <w:kern w:val="0"/>
                 <w:sz w:val="24"/>
@@ -1731,7 +1922,7 @@
               <w:jc w:val="left"/>
               <w:textAlignment w:val="bottom"/>
               <w:rPr>
-                <w:rFonts w:ascii="方正仿宋简体" w:eastAsia="方正仿宋简体" w:hAnsi="宋体" w:cs="宋体"/>
+                <w:rFonts w:asciiTheme="minorEastAsia" w:eastAsiaTheme="minorEastAsia" w:hAnsiTheme="minorEastAsia" w:cs="宋体"/>
                 <w:color w:val="000000"/>
                 <w:kern w:val="0"/>
                 <w:sz w:val="24"/>
@@ -1740,7 +1931,7 @@
             </w:pPr>
             <w:r>
               <w:rPr>
-                <w:rFonts w:ascii="方正仿宋简体" w:eastAsia="方正仿宋简体" w:hAnsi="宋体" w:cs="宋体" w:hint="eastAsia"/>
+                <w:rFonts w:asciiTheme="minorEastAsia" w:eastAsiaTheme="minorEastAsia" w:hAnsiTheme="minorEastAsia" w:cs="宋体" w:hint="eastAsia"/>
                 <w:color w:val="000000"/>
                 <w:kern w:val="0"/>
                 <w:sz w:val="24"/>
@@ -1760,13 +1951,13 @@
               <w:pStyle w:val="biaogeright"/>
               <w:wordWrap w:val="0"/>
               <w:rPr>
-                <w:rFonts w:ascii="方正仿宋简体" w:eastAsia="方正仿宋简体"/>
-                <w:color w:val="000000"/>
-              </w:rPr>
-            </w:pPr>
-            <w:r>
-              <w:rPr>
-                <w:rFonts w:ascii="方正仿宋简体" w:eastAsia="方正仿宋简体" w:hint="eastAsia"/>
+                <w:rFonts w:asciiTheme="minorEastAsia" w:eastAsiaTheme="minorEastAsia" w:hAnsiTheme="minorEastAsia"/>
+                <w:color w:val="000000"/>
+              </w:rPr>
+            </w:pPr>
+            <w:r>
+              <w:rPr>
+                <w:rFonts w:asciiTheme="minorEastAsia" w:eastAsiaTheme="minorEastAsia" w:hAnsiTheme="minorEastAsia" w:hint="eastAsia"/>
                 <w:color w:val="000000"/>
               </w:rPr>
               <w:t>穿透前占总资产比例</w:t>
@@ -1783,13 +1974,13 @@
               <w:pStyle w:val="biaogeright"/>
               <w:wordWrap w:val="0"/>
               <w:rPr>
-                <w:rFonts w:ascii="方正仿宋简体" w:eastAsia="方正仿宋简体"/>
-                <w:color w:val="000000"/>
-              </w:rPr>
-            </w:pPr>
-            <w:r>
-              <w:rPr>
-                <w:rFonts w:ascii="方正仿宋简体" w:eastAsia="方正仿宋简体" w:hint="eastAsia"/>
+                <w:rFonts w:asciiTheme="minorEastAsia" w:eastAsiaTheme="minorEastAsia" w:hAnsiTheme="minorEastAsia"/>
+                <w:color w:val="000000"/>
+              </w:rPr>
+            </w:pPr>
+            <w:r>
+              <w:rPr>
+                <w:rFonts w:asciiTheme="minorEastAsia" w:eastAsiaTheme="minorEastAsia" w:hAnsiTheme="minorEastAsia" w:hint="eastAsia"/>
                 <w:color w:val="000000"/>
               </w:rPr>
               <w:t>穿透后占总资产比例</w:t>
@@ -1809,7 +2000,7 @@
               <w:jc w:val="center"/>
               <w:textAlignment w:val="bottom"/>
               <w:rPr>
-                <w:rFonts w:ascii="方正仿宋简体" w:eastAsia="方正仿宋简体" w:hAnsi="宋体" w:cs="宋体"/>
+                <w:rFonts w:asciiTheme="minorEastAsia" w:eastAsiaTheme="minorEastAsia" w:hAnsiTheme="minorEastAsia" w:cs="宋体"/>
                 <w:color w:val="000000"/>
                 <w:kern w:val="0"/>
                 <w:sz w:val="24"/>
@@ -1818,7 +2009,7 @@
             </w:pPr>
             <w:r>
               <w:rPr>
-                <w:rFonts w:ascii="方正仿宋简体" w:eastAsia="方正仿宋简体" w:hAnsi="宋体" w:cs="宋体" w:hint="eastAsia"/>
+                <w:rFonts w:asciiTheme="minorEastAsia" w:eastAsiaTheme="minorEastAsia" w:hAnsiTheme="minorEastAsia" w:cs="宋体" w:hint="eastAsia"/>
                 <w:color w:val="000000"/>
                 <w:kern w:val="0"/>
                 <w:sz w:val="24"/>
@@ -1839,7 +2030,7 @@
               <w:jc w:val="left"/>
               <w:textAlignment w:val="bottom"/>
               <w:rPr>
-                <w:rFonts w:ascii="方正仿宋简体" w:eastAsia="方正仿宋简体" w:hAnsi="宋体" w:cs="宋体"/>
+                <w:rFonts w:asciiTheme="minorEastAsia" w:eastAsiaTheme="minorEastAsia" w:hAnsiTheme="minorEastAsia" w:cs="宋体"/>
                 <w:color w:val="000000"/>
                 <w:kern w:val="0"/>
                 <w:sz w:val="24"/>
@@ -1848,7 +2039,7 @@
             </w:pPr>
             <w:r>
               <w:rPr>
-                <w:rFonts w:ascii="方正仿宋简体" w:eastAsia="方正仿宋简体" w:hAnsi="宋体" w:cs="宋体"/>
+                <w:rFonts w:asciiTheme="minorEastAsia" w:eastAsiaTheme="minorEastAsia" w:hAnsiTheme="minorEastAsia" w:cs="宋体"/>
                 <w:color w:val="000000"/>
                 <w:kern w:val="0"/>
                 <w:sz w:val="24"/>
@@ -1868,51 +2059,32 @@
               <w:pStyle w:val="biaogeright"/>
               <w:wordWrap w:val="0"/>
               <w:rPr>
-                <w:rFonts w:ascii="方正仿宋简体" w:eastAsia="方正仿宋简体"/>
-                <w:color w:val="000000"/>
-              </w:rPr>
-            </w:pPr>
-            <w:r>
-              <w:rPr>
-                <w:rFonts w:ascii="方正仿宋简体" w:eastAsia="方正仿宋简体"/>
-                <w:color w:val="000000"/>
-              </w:rPr>
-              <w:t>${</w:t>
-            </w:r>
-            <w:r>
-              <w:rPr>
-                <w:rFonts w:ascii="方正仿宋简体" w:eastAsia="方正仿宋简体"/>
-                <w:color w:val="000000"/>
-              </w:rPr>
-              <w:t>prodAssetComb</w:t>
-            </w:r>
-            <w:r>
+                <w:rFonts w:asciiTheme="minorEastAsia" w:eastAsiaTheme="minorEastAsia" w:hAnsiTheme="minorEastAsia"/>
+                <w:color w:val="000000"/>
+              </w:rPr>
+            </w:pPr>
+            <w:r>
+              <w:rPr>
+                <w:rFonts w:asciiTheme="minorEastAsia" w:eastAsiaTheme="minorEastAsia" w:hAnsiTheme="minorEastAsia"/>
+                <w:color w:val="000000"/>
+              </w:rPr>
+              <w:t>${prodAssetComb</w:t>
+            </w:r>
+            <w:r>
+              <w:rPr>
+                <w:rFonts w:asciiTheme="minorEastAsia" w:eastAsiaTheme="minorEastAsia" w:hAnsiTheme="minorEastAsia"/>
+              </w:rPr>
               <w:t>.</w:t>
             </w:r>
             <w:r>
               <w:rPr>
-                <w:rFonts w:ascii="方正仿宋简体" w:eastAsia="方正仿宋简体"/>
-                <w:color w:val="000000"/>
-              </w:rPr>
-              <w:t>FIX_</w:t>
-            </w:r>
-            <w:r>
-              <w:rPr>
-                <w:rFonts w:ascii="方正仿宋简体" w:eastAsia="方正仿宋简体"/>
-                <w:color w:val="000000"/>
-              </w:rPr>
-              <w:t>P</w:t>
-            </w:r>
-            <w:r>
-              <w:rPr>
-                <w:rFonts w:ascii="方正仿宋简体" w:eastAsia="方正仿宋简体"/>
-                <w:color w:val="000000"/>
-              </w:rPr>
-              <w:t>RE_RATIO</w:t>
-            </w:r>
-            <w:r>
-              <w:rPr>
-                <w:rFonts w:ascii="方正仿宋简体" w:eastAsia="方正仿宋简体"/>
+                <w:rFonts w:asciiTheme="minorEastAsia" w:eastAsiaTheme="minorEastAsia" w:hAnsiTheme="minorEastAsia"/>
+              </w:rPr>
+              <w:t>fixPreRatio</w:t>
+            </w:r>
+            <w:r>
+              <w:rPr>
+                <w:rFonts w:asciiTheme="minorEastAsia" w:eastAsiaTheme="minorEastAsia" w:hAnsiTheme="minorEastAsia"/>
                 <w:color w:val="000000"/>
               </w:rPr>
               <w:t>}</w:t>
@@ -1929,37 +2101,46 @@
               <w:pStyle w:val="biaogeright"/>
               <w:wordWrap w:val="0"/>
               <w:rPr>
-                <w:rFonts w:ascii="方正仿宋简体" w:eastAsia="方正仿宋简体"/>
-                <w:color w:val="000000"/>
-              </w:rPr>
-            </w:pPr>
-            <w:r>
-              <w:rPr>
-                <w:rFonts w:ascii="方正仿宋简体" w:eastAsia="方正仿宋简体"/>
-                <w:color w:val="000000"/>
-              </w:rPr>
-              <w:t>${</w:t>
-            </w:r>
-            <w:r>
-              <w:rPr>
-                <w:rFonts w:ascii="方正仿宋简体" w:eastAsia="方正仿宋简体"/>
-                <w:color w:val="000000"/>
-              </w:rPr>
-              <w:t>prodAssetComb</w:t>
-            </w:r>
-            <w:r>
+                <w:rFonts w:asciiTheme="minorEastAsia" w:eastAsiaTheme="minorEastAsia" w:hAnsiTheme="minorEastAsia"/>
+                <w:color w:val="000000"/>
+              </w:rPr>
+            </w:pPr>
+            <w:r>
+              <w:rPr>
+                <w:rFonts w:asciiTheme="minorEastAsia" w:eastAsiaTheme="minorEastAsia" w:hAnsiTheme="minorEastAsia"/>
+                <w:color w:val="000000"/>
+              </w:rPr>
+              <w:t>${prodAssetComb</w:t>
+            </w:r>
+            <w:r>
+              <w:rPr>
+                <w:rFonts w:asciiTheme="minorEastAsia" w:eastAsiaTheme="minorEastAsia" w:hAnsiTheme="minorEastAsia"/>
+              </w:rPr>
               <w:t>.</w:t>
             </w:r>
             <w:r>
               <w:rPr>
-                <w:rFonts w:ascii="方正仿宋简体" w:eastAsia="方正仿宋简体"/>
-                <w:color w:val="000000"/>
-              </w:rPr>
-              <w:t>FIX_AFTER_RATIO</w:t>
-            </w:r>
-            <w:r>
-              <w:rPr>
-                <w:rFonts w:ascii="方正仿宋简体" w:eastAsia="方正仿宋简体"/>
+                <w:rFonts w:asciiTheme="minorEastAsia" w:eastAsiaTheme="minorEastAsia" w:hAnsiTheme="minorEastAsia"/>
+              </w:rPr>
+              <w:t>fixAfter</w:t>
+            </w:r>
+            <w:r>
+              <w:rPr>
+                <w:rFonts w:asciiTheme="minorEastAsia" w:eastAsiaTheme="minorEastAsia" w:hAnsiTheme="minorEastAsia"/>
+                <w:color w:val="000000"/>
+              </w:rPr>
+              <w:t>R</w:t>
+            </w:r>
+            <w:r>
+              <w:rPr>
+                <w:rFonts w:asciiTheme="minorEastAsia" w:eastAsiaTheme="minorEastAsia" w:hAnsiTheme="minorEastAsia"/>
+                <w:color w:val="000000"/>
+              </w:rPr>
+              <w:t>atio</w:t>
+            </w:r>
+            <w:r>
+              <w:rPr>
+                <w:rFonts w:asciiTheme="minorEastAsia" w:eastAsiaTheme="minorEastAsia" w:hAnsiTheme="minorEastAsia"/>
                 <w:color w:val="000000"/>
               </w:rPr>
               <w:t>}</w:t>
@@ -1979,7 +2160,7 @@
               <w:jc w:val="center"/>
               <w:textAlignment w:val="bottom"/>
               <w:rPr>
-                <w:rFonts w:ascii="方正仿宋简体" w:eastAsia="方正仿宋简体" w:hAnsi="宋体" w:cs="宋体"/>
+                <w:rFonts w:asciiTheme="minorEastAsia" w:eastAsiaTheme="minorEastAsia" w:hAnsiTheme="minorEastAsia" w:cs="宋体"/>
                 <w:color w:val="000000"/>
                 <w:kern w:val="0"/>
                 <w:sz w:val="24"/>
@@ -1988,7 +2169,7 @@
             </w:pPr>
             <w:r>
               <w:rPr>
-                <w:rFonts w:ascii="方正仿宋简体" w:eastAsia="方正仿宋简体" w:hAnsi="宋体" w:cs="宋体" w:hint="eastAsia"/>
+                <w:rFonts w:asciiTheme="minorEastAsia" w:eastAsiaTheme="minorEastAsia" w:hAnsiTheme="minorEastAsia" w:cs="宋体" w:hint="eastAsia"/>
                 <w:color w:val="000000"/>
                 <w:kern w:val="0"/>
                 <w:sz w:val="24"/>
@@ -2009,7 +2190,7 @@
               <w:jc w:val="left"/>
               <w:textAlignment w:val="bottom"/>
               <w:rPr>
-                <w:rFonts w:ascii="方正仿宋简体" w:eastAsia="方正仿宋简体" w:hAnsi="宋体" w:cs="宋体"/>
+                <w:rFonts w:asciiTheme="minorEastAsia" w:eastAsiaTheme="minorEastAsia" w:hAnsiTheme="minorEastAsia" w:cs="宋体"/>
                 <w:color w:val="000000"/>
                 <w:kern w:val="0"/>
                 <w:sz w:val="24"/>
@@ -2018,7 +2199,7 @@
             </w:pPr>
             <w:r>
               <w:rPr>
-                <w:rFonts w:ascii="方正仿宋简体" w:eastAsia="方正仿宋简体" w:hAnsi="宋体" w:cs="宋体"/>
+                <w:rFonts w:asciiTheme="minorEastAsia" w:eastAsiaTheme="minorEastAsia" w:hAnsiTheme="minorEastAsia" w:cs="宋体"/>
                 <w:color w:val="000000"/>
                 <w:kern w:val="0"/>
                 <w:sz w:val="24"/>
@@ -2038,58 +2219,32 @@
               <w:pStyle w:val="biaogeright"/>
               <w:wordWrap w:val="0"/>
               <w:rPr>
-                <w:rFonts w:ascii="方正仿宋简体" w:eastAsia="方正仿宋简体"/>
-                <w:color w:val="000000"/>
-              </w:rPr>
-            </w:pPr>
-            <w:r>
-              <w:rPr>
-                <w:rFonts w:ascii="方正仿宋简体" w:eastAsia="方正仿宋简体"/>
-                <w:color w:val="000000"/>
-              </w:rPr>
-              <w:t>${</w:t>
-            </w:r>
-            <w:r>
-              <w:rPr>
-                <w:rFonts w:ascii="方正仿宋简体" w:eastAsia="方正仿宋简体"/>
-                <w:color w:val="000000"/>
-              </w:rPr>
-              <w:t>prodAssetComb</w:t>
-            </w:r>
-            <w:r>
+                <w:rFonts w:asciiTheme="minorEastAsia" w:eastAsiaTheme="minorEastAsia" w:hAnsiTheme="minorEastAsia"/>
+                <w:color w:val="000000"/>
+              </w:rPr>
+            </w:pPr>
+            <w:r>
+              <w:rPr>
+                <w:rFonts w:asciiTheme="minorEastAsia" w:eastAsiaTheme="minorEastAsia" w:hAnsiTheme="minorEastAsia"/>
+                <w:color w:val="000000"/>
+              </w:rPr>
+              <w:t>${prodAssetComb</w:t>
+            </w:r>
+            <w:r>
+              <w:rPr>
+                <w:rFonts w:asciiTheme="minorEastAsia" w:eastAsiaTheme="minorEastAsia" w:hAnsiTheme="minorEastAsia"/>
+              </w:rPr>
               <w:t>.</w:t>
             </w:r>
             <w:r>
               <w:rPr>
-                <w:rFonts w:ascii="方正仿宋简体" w:eastAsia="方正仿宋简体"/>
-                <w:color w:val="000000"/>
-              </w:rPr>
-              <w:t>EQUITY</w:t>
-            </w:r>
-            <w:r>
-              <w:rPr>
-                <w:rFonts w:ascii="方正仿宋简体" w:eastAsia="方正仿宋简体"/>
-                <w:color w:val="000000"/>
-              </w:rPr>
-              <w:t>_</w:t>
-            </w:r>
-            <w:r>
-              <w:rPr>
-                <w:rFonts w:ascii="方正仿宋简体" w:eastAsia="方正仿宋简体"/>
-                <w:color w:val="000000"/>
-              </w:rPr>
-              <w:t>P</w:t>
-            </w:r>
-            <w:r>
-              <w:rPr>
-                <w:rFonts w:ascii="方正仿宋简体" w:eastAsia="方正仿宋简体"/>
-                <w:color w:val="000000"/>
-              </w:rPr>
-              <w:t>RE_RATIO</w:t>
-            </w:r>
-            <w:r>
-              <w:rPr>
-                <w:rFonts w:ascii="方正仿宋简体" w:eastAsia="方正仿宋简体"/>
+                <w:rFonts w:asciiTheme="minorEastAsia" w:eastAsiaTheme="minorEastAsia" w:hAnsiTheme="minorEastAsia"/>
+              </w:rPr>
+              <w:t>equityPreRatio</w:t>
+            </w:r>
+            <w:r>
+              <w:rPr>
+                <w:rFonts w:asciiTheme="minorEastAsia" w:eastAsiaTheme="minorEastAsia" w:hAnsiTheme="minorEastAsia"/>
                 <w:color w:val="000000"/>
               </w:rPr>
               <w:t>}</w:t>
@@ -2106,37 +2261,32 @@
               <w:pStyle w:val="biaogeright"/>
               <w:wordWrap w:val="0"/>
               <w:rPr>
-                <w:rFonts w:ascii="方正仿宋简体" w:eastAsia="方正仿宋简体"/>
-                <w:color w:val="000000"/>
-              </w:rPr>
-            </w:pPr>
-            <w:r>
-              <w:rPr>
-                <w:rFonts w:ascii="方正仿宋简体" w:eastAsia="方正仿宋简体"/>
-                <w:color w:val="000000"/>
-              </w:rPr>
-              <w:t>${</w:t>
-            </w:r>
-            <w:r>
-              <w:rPr>
-                <w:rFonts w:ascii="方正仿宋简体" w:eastAsia="方正仿宋简体"/>
-                <w:color w:val="000000"/>
-              </w:rPr>
-              <w:t>prodAssetComb</w:t>
-            </w:r>
-            <w:r>
+                <w:rFonts w:asciiTheme="minorEastAsia" w:eastAsiaTheme="minorEastAsia" w:hAnsiTheme="minorEastAsia"/>
+                <w:color w:val="000000"/>
+              </w:rPr>
+            </w:pPr>
+            <w:r>
+              <w:rPr>
+                <w:rFonts w:asciiTheme="minorEastAsia" w:eastAsiaTheme="minorEastAsia" w:hAnsiTheme="minorEastAsia"/>
+                <w:color w:val="000000"/>
+              </w:rPr>
+              <w:t>${prodAssetComb</w:t>
+            </w:r>
+            <w:r>
+              <w:rPr>
+                <w:rFonts w:asciiTheme="minorEastAsia" w:eastAsiaTheme="minorEastAsia" w:hAnsiTheme="minorEastAsia"/>
+              </w:rPr>
               <w:t>.</w:t>
             </w:r>
             <w:r>
               <w:rPr>
-                <w:rFonts w:ascii="方正仿宋简体" w:eastAsia="方正仿宋简体"/>
-                <w:color w:val="000000"/>
-              </w:rPr>
-              <w:t>EQUITY_AFTER_RATIO</w:t>
-            </w:r>
-            <w:r>
-              <w:rPr>
-                <w:rFonts w:ascii="方正仿宋简体" w:eastAsia="方正仿宋简体"/>
+                <w:rFonts w:asciiTheme="minorEastAsia" w:eastAsiaTheme="minorEastAsia" w:hAnsiTheme="minorEastAsia"/>
+              </w:rPr>
+              <w:t>equityAfterRatio</w:t>
+            </w:r>
+            <w:r>
+              <w:rPr>
+                <w:rFonts w:asciiTheme="minorEastAsia" w:eastAsiaTheme="minorEastAsia" w:hAnsiTheme="minorEastAsia"/>
                 <w:color w:val="000000"/>
               </w:rPr>
               <w:t>}</w:t>
@@ -2156,7 +2306,7 @@
               <w:jc w:val="center"/>
               <w:textAlignment w:val="bottom"/>
               <w:rPr>
-                <w:rFonts w:ascii="方正仿宋简体" w:eastAsia="方正仿宋简体" w:hAnsi="宋体" w:cs="宋体"/>
+                <w:rFonts w:asciiTheme="minorEastAsia" w:eastAsiaTheme="minorEastAsia" w:hAnsiTheme="minorEastAsia" w:cs="宋体"/>
                 <w:color w:val="000000"/>
                 <w:kern w:val="0"/>
                 <w:sz w:val="24"/>
@@ -2165,7 +2315,7 @@
             </w:pPr>
             <w:r>
               <w:rPr>
-                <w:rFonts w:ascii="方正仿宋简体" w:eastAsia="方正仿宋简体" w:hAnsi="宋体" w:cs="宋体" w:hint="eastAsia"/>
+                <w:rFonts w:asciiTheme="minorEastAsia" w:eastAsiaTheme="minorEastAsia" w:hAnsiTheme="minorEastAsia" w:cs="宋体" w:hint="eastAsia"/>
                 <w:color w:val="000000"/>
                 <w:kern w:val="0"/>
                 <w:sz w:val="24"/>
@@ -2186,7 +2336,7 @@
               <w:jc w:val="left"/>
               <w:textAlignment w:val="bottom"/>
               <w:rPr>
-                <w:rFonts w:ascii="方正仿宋简体" w:eastAsia="方正仿宋简体" w:hAnsi="宋体" w:cs="宋体"/>
+                <w:rFonts w:asciiTheme="minorEastAsia" w:eastAsiaTheme="minorEastAsia" w:hAnsiTheme="minorEastAsia" w:cs="宋体"/>
                 <w:color w:val="000000"/>
                 <w:kern w:val="0"/>
                 <w:sz w:val="24"/>
@@ -2195,7 +2345,7 @@
             </w:pPr>
             <w:r>
               <w:rPr>
-                <w:rFonts w:ascii="方正仿宋简体" w:eastAsia="方正仿宋简体" w:hAnsi="宋体" w:cs="宋体"/>
+                <w:rFonts w:asciiTheme="minorEastAsia" w:eastAsiaTheme="minorEastAsia" w:hAnsiTheme="minorEastAsia" w:cs="宋体"/>
                 <w:color w:val="000000"/>
                 <w:kern w:val="0"/>
                 <w:sz w:val="24"/>
@@ -2215,58 +2365,46 @@
               <w:pStyle w:val="biaogeright"/>
               <w:wordWrap w:val="0"/>
               <w:rPr>
-                <w:rFonts w:ascii="方正仿宋简体" w:eastAsia="方正仿宋简体"/>
-                <w:color w:val="000000"/>
-              </w:rPr>
-            </w:pPr>
-            <w:r>
-              <w:rPr>
-                <w:rFonts w:ascii="方正仿宋简体" w:eastAsia="方正仿宋简体"/>
-                <w:color w:val="000000"/>
-              </w:rPr>
-              <w:t>${</w:t>
-            </w:r>
-            <w:r>
-              <w:rPr>
-                <w:rFonts w:ascii="方正仿宋简体" w:eastAsia="方正仿宋简体"/>
-                <w:color w:val="000000"/>
-              </w:rPr>
-              <w:t>prodAssetComb</w:t>
-            </w:r>
-            <w:r>
+                <w:rFonts w:asciiTheme="minorEastAsia" w:eastAsiaTheme="minorEastAsia" w:hAnsiTheme="minorEastAsia"/>
+                <w:color w:val="000000"/>
+              </w:rPr>
+            </w:pPr>
+            <w:r>
+              <w:rPr>
+                <w:rFonts w:asciiTheme="minorEastAsia" w:eastAsiaTheme="minorEastAsia" w:hAnsiTheme="minorEastAsia"/>
+                <w:color w:val="000000"/>
+              </w:rPr>
+              <w:t>${prodAssetComb</w:t>
+            </w:r>
+            <w:r>
+              <w:rPr>
+                <w:rFonts w:asciiTheme="minorEastAsia" w:eastAsiaTheme="minorEastAsia" w:hAnsiTheme="minorEastAsia"/>
+              </w:rPr>
               <w:t>.</w:t>
             </w:r>
             <w:r>
               <w:rPr>
-                <w:rFonts w:ascii="方正仿宋简体" w:eastAsia="方正仿宋简体"/>
-                <w:color w:val="000000"/>
-              </w:rPr>
-              <w:t>FD</w:t>
-            </w:r>
-            <w:r>
-              <w:rPr>
-                <w:rFonts w:ascii="方正仿宋简体" w:eastAsia="方正仿宋简体"/>
-                <w:color w:val="000000"/>
-              </w:rPr>
-              <w:t>_</w:t>
-            </w:r>
-            <w:r>
-              <w:rPr>
-                <w:rFonts w:ascii="方正仿宋简体" w:eastAsia="方正仿宋简体"/>
+                <w:rFonts w:asciiTheme="minorEastAsia" w:eastAsiaTheme="minorEastAsia" w:hAnsiTheme="minorEastAsia"/>
+              </w:rPr>
+              <w:t>fd</w:t>
+            </w:r>
+            <w:r>
+              <w:rPr>
+                <w:rFonts w:asciiTheme="minorEastAsia" w:eastAsiaTheme="minorEastAsia" w:hAnsiTheme="minorEastAsia"/>
                 <w:color w:val="000000"/>
               </w:rPr>
               <w:t>P</w:t>
             </w:r>
             <w:r>
               <w:rPr>
-                <w:rFonts w:ascii="方正仿宋简体" w:eastAsia="方正仿宋简体"/>
-                <w:color w:val="000000"/>
-              </w:rPr>
-              <w:t>RE_RATIO</w:t>
-            </w:r>
-            <w:r>
-              <w:rPr>
-                <w:rFonts w:ascii="方正仿宋简体" w:eastAsia="方正仿宋简体"/>
+                <w:rFonts w:asciiTheme="minorEastAsia" w:eastAsiaTheme="minorEastAsia" w:hAnsiTheme="minorEastAsia"/>
+                <w:color w:val="000000"/>
+              </w:rPr>
+              <w:t>reRatio</w:t>
+            </w:r>
+            <w:r>
+              <w:rPr>
+                <w:rFonts w:asciiTheme="minorEastAsia" w:eastAsiaTheme="minorEastAsia" w:hAnsiTheme="minorEastAsia"/>
                 <w:color w:val="000000"/>
               </w:rPr>
               <w:t>}</w:t>
@@ -2283,44 +2421,39 @@
               <w:pStyle w:val="biaogeright"/>
               <w:wordWrap w:val="0"/>
               <w:rPr>
-                <w:rFonts w:ascii="方正仿宋简体" w:eastAsia="方正仿宋简体"/>
-                <w:color w:val="000000"/>
-              </w:rPr>
-            </w:pPr>
-            <w:r>
-              <w:rPr>
-                <w:rFonts w:ascii="方正仿宋简体" w:eastAsia="方正仿宋简体"/>
-                <w:color w:val="000000"/>
-              </w:rPr>
-              <w:t>${</w:t>
-            </w:r>
-            <w:r>
-              <w:rPr>
-                <w:rFonts w:ascii="方正仿宋简体" w:eastAsia="方正仿宋简体"/>
-                <w:color w:val="000000"/>
-              </w:rPr>
-              <w:t>prodAssetComb</w:t>
-            </w:r>
-            <w:r>
+                <w:rFonts w:asciiTheme="minorEastAsia" w:eastAsiaTheme="minorEastAsia" w:hAnsiTheme="minorEastAsia"/>
+                <w:color w:val="000000"/>
+              </w:rPr>
+            </w:pPr>
+            <w:r>
+              <w:rPr>
+                <w:rFonts w:asciiTheme="minorEastAsia" w:eastAsiaTheme="minorEastAsia" w:hAnsiTheme="minorEastAsia"/>
+                <w:color w:val="000000"/>
+              </w:rPr>
+              <w:t>${prodAssetComb</w:t>
+            </w:r>
+            <w:r>
+              <w:rPr>
+                <w:rFonts w:asciiTheme="minorEastAsia" w:eastAsiaTheme="minorEastAsia" w:hAnsiTheme="minorEastAsia"/>
+              </w:rPr>
               <w:t>.</w:t>
             </w:r>
             <w:r>
               <w:rPr>
-                <w:rFonts w:ascii="方正仿宋简体" w:eastAsia="方正仿宋简体"/>
-                <w:color w:val="000000"/>
-              </w:rPr>
-              <w:t>FD</w:t>
-            </w:r>
-            <w:r>
-              <w:rPr>
-                <w:rFonts w:ascii="方正仿宋简体" w:eastAsia="方正仿宋简体"/>
-                <w:color w:val="000000"/>
-              </w:rPr>
-              <w:t>_AFTER_RATIO</w:t>
-            </w:r>
-            <w:r>
-              <w:rPr>
-                <w:rFonts w:ascii="方正仿宋简体" w:eastAsia="方正仿宋简体"/>
+                <w:rFonts w:asciiTheme="minorEastAsia" w:eastAsiaTheme="minorEastAsia" w:hAnsiTheme="minorEastAsia"/>
+                <w:color w:val="000000"/>
+              </w:rPr>
+              <w:t>fd</w:t>
+            </w:r>
+            <w:r>
+              <w:rPr>
+                <w:rFonts w:asciiTheme="minorEastAsia" w:eastAsiaTheme="minorEastAsia" w:hAnsiTheme="minorEastAsia"/>
+              </w:rPr>
+              <w:t>AfterRatio</w:t>
+            </w:r>
+            <w:r>
+              <w:rPr>
+                <w:rFonts w:asciiTheme="minorEastAsia" w:eastAsiaTheme="minorEastAsia" w:hAnsiTheme="minorEastAsia"/>
                 <w:color w:val="000000"/>
               </w:rPr>
               <w:t>}</w:t>
@@ -2340,7 +2473,7 @@
               <w:jc w:val="center"/>
               <w:textAlignment w:val="bottom"/>
               <w:rPr>
-                <w:rFonts w:ascii="方正仿宋简体" w:eastAsia="方正仿宋简体" w:hAnsi="宋体" w:cs="宋体"/>
+                <w:rFonts w:asciiTheme="minorEastAsia" w:eastAsiaTheme="minorEastAsia" w:hAnsiTheme="minorEastAsia" w:cs="宋体"/>
                 <w:color w:val="000000"/>
                 <w:kern w:val="0"/>
                 <w:sz w:val="24"/>
@@ -2349,7 +2482,7 @@
             </w:pPr>
             <w:r>
               <w:rPr>
-                <w:rFonts w:ascii="方正仿宋简体" w:eastAsia="方正仿宋简体" w:hAnsi="宋体" w:cs="宋体" w:hint="eastAsia"/>
+                <w:rFonts w:asciiTheme="minorEastAsia" w:eastAsiaTheme="minorEastAsia" w:hAnsiTheme="minorEastAsia" w:cs="宋体" w:hint="eastAsia"/>
                 <w:color w:val="000000"/>
                 <w:kern w:val="0"/>
                 <w:sz w:val="24"/>
@@ -2370,7 +2503,7 @@
               <w:jc w:val="left"/>
               <w:textAlignment w:val="bottom"/>
               <w:rPr>
-                <w:rFonts w:ascii="方正仿宋简体" w:eastAsia="方正仿宋简体" w:hAnsi="宋体" w:cs="宋体"/>
+                <w:rFonts w:asciiTheme="minorEastAsia" w:eastAsiaTheme="minorEastAsia" w:hAnsiTheme="minorEastAsia" w:cs="宋体"/>
                 <w:color w:val="000000"/>
                 <w:kern w:val="0"/>
                 <w:sz w:val="24"/>
@@ -2379,7 +2512,7 @@
             </w:pPr>
             <w:r>
               <w:rPr>
-                <w:rFonts w:ascii="方正仿宋简体" w:eastAsia="方正仿宋简体" w:hAnsi="宋体" w:cs="宋体"/>
+                <w:rFonts w:asciiTheme="minorEastAsia" w:eastAsiaTheme="minorEastAsia" w:hAnsiTheme="minorEastAsia" w:cs="宋体"/>
                 <w:color w:val="000000"/>
                 <w:kern w:val="0"/>
                 <w:sz w:val="24"/>
@@ -2399,58 +2532,32 @@
               <w:pStyle w:val="biaogeright"/>
               <w:wordWrap w:val="0"/>
               <w:rPr>
-                <w:rFonts w:ascii="方正仿宋简体" w:eastAsia="方正仿宋简体"/>
-                <w:color w:val="000000"/>
-              </w:rPr>
-            </w:pPr>
-            <w:r>
-              <w:rPr>
-                <w:rFonts w:ascii="方正仿宋简体" w:eastAsia="方正仿宋简体"/>
-                <w:color w:val="000000"/>
-              </w:rPr>
-              <w:t>${</w:t>
-            </w:r>
-            <w:r>
-              <w:rPr>
-                <w:rFonts w:ascii="方正仿宋简体" w:eastAsia="方正仿宋简体"/>
-                <w:color w:val="000000"/>
-              </w:rPr>
-              <w:t>prodAssetComb</w:t>
-            </w:r>
-            <w:r>
+                <w:rFonts w:asciiTheme="minorEastAsia" w:eastAsiaTheme="minorEastAsia" w:hAnsiTheme="minorEastAsia"/>
+                <w:color w:val="000000"/>
+              </w:rPr>
+            </w:pPr>
+            <w:r>
+              <w:rPr>
+                <w:rFonts w:asciiTheme="minorEastAsia" w:eastAsiaTheme="minorEastAsia" w:hAnsiTheme="minorEastAsia"/>
+                <w:color w:val="000000"/>
+              </w:rPr>
+              <w:t>${prodAssetComb</w:t>
+            </w:r>
+            <w:r>
+              <w:rPr>
+                <w:rFonts w:asciiTheme="minorEastAsia" w:eastAsiaTheme="minorEastAsia" w:hAnsiTheme="minorEastAsia"/>
+              </w:rPr>
               <w:t>.</w:t>
             </w:r>
             <w:r>
               <w:rPr>
-                <w:rFonts w:ascii="方正仿宋简体" w:eastAsia="方正仿宋简体"/>
-                <w:color w:val="000000"/>
-              </w:rPr>
-              <w:t>MIX</w:t>
-            </w:r>
-            <w:r>
-              <w:rPr>
-                <w:rFonts w:ascii="方正仿宋简体" w:eastAsia="方正仿宋简体"/>
-                <w:color w:val="000000"/>
-              </w:rPr>
-              <w:t>_</w:t>
-            </w:r>
-            <w:r>
-              <w:rPr>
-                <w:rFonts w:ascii="方正仿宋简体" w:eastAsia="方正仿宋简体"/>
-                <w:color w:val="000000"/>
-              </w:rPr>
-              <w:t>P</w:t>
-            </w:r>
-            <w:r>
-              <w:rPr>
-                <w:rFonts w:ascii="方正仿宋简体" w:eastAsia="方正仿宋简体"/>
-                <w:color w:val="000000"/>
-              </w:rPr>
-              <w:t>RE_RATIO</w:t>
-            </w:r>
-            <w:r>
-              <w:rPr>
-                <w:rFonts w:ascii="方正仿宋简体" w:eastAsia="方正仿宋简体"/>
+                <w:rFonts w:asciiTheme="minorEastAsia" w:eastAsiaTheme="minorEastAsia" w:hAnsiTheme="minorEastAsia"/>
+              </w:rPr>
+              <w:t>mixPreRatio</w:t>
+            </w:r>
+            <w:r>
+              <w:rPr>
+                <w:rFonts w:asciiTheme="minorEastAsia" w:eastAsiaTheme="minorEastAsia" w:hAnsiTheme="minorEastAsia"/>
                 <w:color w:val="000000"/>
               </w:rPr>
               <w:t>}</w:t>
@@ -2467,47 +2574,132 @@
               <w:pStyle w:val="biaogeright"/>
               <w:wordWrap w:val="0"/>
               <w:rPr>
-                <w:rFonts w:ascii="方正仿宋简体" w:eastAsia="方正仿宋简体"/>
-                <w:color w:val="000000"/>
-              </w:rPr>
-            </w:pPr>
-            <w:r>
-              <w:rPr>
-                <w:rFonts w:ascii="方正仿宋简体" w:eastAsia="方正仿宋简体"/>
-                <w:color w:val="000000"/>
-              </w:rPr>
-              <w:t>${</w:t>
-            </w:r>
-            <w:r>
-              <w:rPr>
-                <w:rFonts w:ascii="方正仿宋简体" w:eastAsia="方正仿宋简体"/>
-                <w:color w:val="000000"/>
-              </w:rPr>
-              <w:t>prodAssetComb</w:t>
-            </w:r>
-            <w:r>
+                <w:rFonts w:asciiTheme="minorEastAsia" w:eastAsiaTheme="minorEastAsia" w:hAnsiTheme="minorEastAsia"/>
+                <w:color w:val="000000"/>
+              </w:rPr>
+            </w:pPr>
+            <w:r>
+              <w:rPr>
+                <w:rFonts w:asciiTheme="minorEastAsia" w:eastAsiaTheme="minorEastAsia" w:hAnsiTheme="minorEastAsia"/>
+                <w:color w:val="000000"/>
+              </w:rPr>
+              <w:t>${prodAssetComb</w:t>
+            </w:r>
+            <w:r>
+              <w:rPr>
+                <w:rFonts w:asciiTheme="minorEastAsia" w:eastAsiaTheme="minorEastAsia" w:hAnsiTheme="minorEastAsia"/>
+              </w:rPr>
               <w:t>.</w:t>
             </w:r>
             <w:r>
               <w:rPr>
-                <w:rFonts w:ascii="方正仿宋简体" w:eastAsia="方正仿宋简体"/>
-                <w:color w:val="000000"/>
-              </w:rPr>
-              <w:t>MIX</w:t>
-            </w:r>
-            <w:r>
-              <w:rPr>
-                <w:rFonts w:ascii="方正仿宋简体" w:eastAsia="方正仿宋简体"/>
-                <w:color w:val="000000"/>
-              </w:rPr>
-              <w:t>_AFTER_RATIO</w:t>
-            </w:r>
-            <w:r>
-              <w:rPr>
-                <w:rFonts w:ascii="方正仿宋简体" w:eastAsia="方正仿宋简体"/>
+                <w:rFonts w:asciiTheme="minorEastAsia" w:eastAsiaTheme="minorEastAsia" w:hAnsiTheme="minorEastAsia"/>
+                <w:color w:val="000000"/>
+              </w:rPr>
+              <w:t>mix</w:t>
+            </w:r>
+            <w:r>
+              <w:rPr>
+                <w:rFonts w:asciiTheme="minorEastAsia" w:eastAsiaTheme="minorEastAsia" w:hAnsiTheme="minorEastAsia"/>
+              </w:rPr>
+              <w:t>AfterRatio</w:t>
+            </w:r>
+            <w:r>
+              <w:rPr>
+                <w:rFonts w:asciiTheme="minorEastAsia" w:eastAsiaTheme="minorEastAsia" w:hAnsiTheme="minorEastAsia"/>
                 <w:color w:val="000000"/>
               </w:rPr>
               <w:t>}</w:t>
+            </w:r>
+          </w:p>
+        </w:tc>
+      </w:tr>
+      <w:tr>
+        <w:tc>
+          <w:tcPr>
+            <w:tcW w:w="738" w:type="dxa"/>
+            <w:vAlign w:val="bottom"/>
+          </w:tcPr>
+          <w:p>
+            <w:pPr>
+              <w:pStyle w:val="biaogecenter"/>
+              <w:rPr>
+                <w:rFonts w:asciiTheme="minorEastAsia" w:eastAsiaTheme="minorEastAsia" w:hAnsiTheme="minorEastAsia"/>
+                <w:color w:val="000000"/>
+              </w:rPr>
+            </w:pPr>
+            <w:r>
+              <w:rPr>
+                <w:rFonts w:asciiTheme="minorEastAsia" w:eastAsiaTheme="minorEastAsia" w:hAnsiTheme="minorEastAsia" w:hint="eastAsia"/>
+                <w:color w:val="000000"/>
+              </w:rPr>
+              <w:t>5</w:t>
+            </w:r>
+          </w:p>
+        </w:tc>
+        <w:tc>
+          <w:tcPr>
+            <w:tcW w:w="1843" w:type="dxa"/>
+            <w:vAlign w:val="center"/>
+          </w:tcPr>
+          <w:p>
+            <w:pPr>
+              <w:pStyle w:val="biaogecenter"/>
+              <w:rPr>
+                <w:rFonts w:asciiTheme="minorEastAsia" w:eastAsiaTheme="minorEastAsia" w:hAnsiTheme="minorEastAsia"/>
+                <w:color w:val="000000"/>
+              </w:rPr>
+            </w:pPr>
+            <w:r>
+              <w:rPr>
+                <w:rFonts w:asciiTheme="minorEastAsia" w:eastAsiaTheme="minorEastAsia" w:hAnsiTheme="minorEastAsia" w:hint="eastAsia"/>
+                <w:color w:val="000000"/>
+              </w:rPr>
+              <w:t>合计</w:t>
+            </w:r>
+          </w:p>
+        </w:tc>
+        <w:tc>
+          <w:tcPr>
+            <w:tcW w:w="2976" w:type="dxa"/>
+            <w:vAlign w:val="center"/>
+          </w:tcPr>
+          <w:p>
+            <w:pPr>
+              <w:pStyle w:val="biaogecenter"/>
+              <w:rPr>
+                <w:rFonts w:asciiTheme="minorEastAsia" w:eastAsiaTheme="minorEastAsia" w:hAnsiTheme="minorEastAsia"/>
+                <w:color w:val="000000"/>
+              </w:rPr>
+            </w:pPr>
+            <w:r>
+              <w:rPr>
+                <w:rFonts w:asciiTheme="minorEastAsia" w:eastAsiaTheme="minorEastAsia" w:hAnsiTheme="minorEastAsia" w:hint="eastAsia"/>
+                <w:color w:val="000000"/>
+              </w:rPr>
+              <w:t>100.00%</w:t>
+            </w:r>
+          </w:p>
+        </w:tc>
+        <w:tc>
+          <w:tcPr>
+            <w:tcW w:w="3261" w:type="dxa"/>
+            <w:vAlign w:val="center"/>
+          </w:tcPr>
+          <w:p>
+            <w:pPr>
+              <w:pStyle w:val="biaogecenter"/>
+              <w:rPr>
+                <w:rFonts w:asciiTheme="minorEastAsia" w:eastAsiaTheme="minorEastAsia" w:hAnsiTheme="minorEastAsia"/>
+                <w:color w:val="000000"/>
+              </w:rPr>
+            </w:pPr>
+            <w:r>
+              <w:rPr>
+                <w:rFonts w:asciiTheme="minorEastAsia" w:eastAsiaTheme="minorEastAsia" w:hAnsiTheme="minorEastAsia" w:hint="eastAsia"/>
+                <w:color w:val="000000"/>
+              </w:rPr>
+              <w:t>100.00%</w:t>
             </w:r>
           </w:p>
         </w:tc>
@@ -2515,14 +2707,23 @@
     </w:tbl>
     <w:p>
       <w:pPr>
-        <w:widowControl/>
-        <w:jc w:val="left"/>
-        <w:rPr>
-          <w:rFonts w:ascii="方正仿宋简体" w:eastAsia="方正仿宋简体" w:hAnsi="宋体" w:cs="宋体"/>
-          <w:color w:val="000000"/>
-          <w:kern w:val="0"/>
-          <w:sz w:val="24"/>
-          <w:szCs w:val="24"/>
+        <w:pStyle w:val="zhangjiep"/>
+        <w:ind w:left="0"/>
+        <w:rPr>
+          <w:rFonts w:ascii="方正仿宋简体" w:eastAsia="方正仿宋简体"/>
+          <w:b/>
+          <w:bCs/>
+        </w:rPr>
+      </w:pPr>
+    </w:p>
+    <w:p>
+      <w:pPr>
+        <w:pStyle w:val="zhangjiep"/>
+        <w:ind w:left="0"/>
+        <w:rPr>
+          <w:rFonts w:ascii="方正仿宋简体" w:eastAsia="方正仿宋简体" w:hint="eastAsia"/>
+          <w:b/>
+          <w:bCs/>
         </w:rPr>
       </w:pPr>
     </w:p>
@@ -2574,6 +2775,126 @@
         </w:trPr>
         <w:tc>
           <w:tcPr>
+            <w:tcW w:w="8800" w:type="dxa"/>
+            <w:gridSpan w:val="5"/>
+            <w:vAlign w:val="center"/>
+          </w:tcPr>
+          <w:p>
+            <w:pPr>
+              <w:pStyle w:val="biaogecenter"/>
+              <w:jc w:val="left"/>
+              <w:rPr>
+                <w:rFonts w:ascii="方正仿宋简体" w:eastAsia="方正仿宋简体"/>
+                <w:color w:val="000000"/>
+              </w:rPr>
+            </w:pPr>
+            <w:r>
+              <w:rPr>
+                <w:rFonts w:ascii="方正仿宋简体" w:eastAsia="方正仿宋简体"/>
+                <w:color w:val="000000"/>
+              </w:rPr>
+              <w:t>{foreach:"</w:t>
+            </w:r>
+            <w:r>
+              <w:rPr>
+                <w:rFonts w:ascii="方正仿宋简体" w:eastAsia="方正仿宋简体" w:cs="Arial"/>
+                <w:color w:val="000000"/>
+              </w:rPr>
+              <w:t>listAssetsDetail</w:t>
+            </w:r>
+            <w:r>
+              <w:rPr>
+                <w:rFonts w:ascii="方正仿宋简体" w:eastAsia="方正仿宋简体"/>
+                <w:color w:val="000000"/>
+              </w:rPr>
+              <w:t>",loopM</w:t>
+            </w:r>
+            <w:r>
+              <w:rPr>
+                <w:rFonts w:ascii="方正仿宋简体" w:eastAsia="方正仿宋简体"/>
+                <w:color w:val="000000"/>
+              </w:rPr>
+              <w:t>ode:"row",fields:["</w:t>
+            </w:r>
+            <w:r>
+              <w:rPr>
+                <w:rFonts w:ascii="方正仿宋简体" w:eastAsia="方正仿宋简体"/>
+                <w:color w:val="000000"/>
+              </w:rPr>
+              <w:t>personalField</w:t>
+            </w:r>
+            <w:r>
+              <w:rPr>
+                <w:rFonts w:ascii="方正仿宋简体" w:eastAsia="方正仿宋简体"/>
+                <w:color w:val="000000"/>
+              </w:rPr>
+              <w:t>","</w:t>
+            </w:r>
+            <w:r>
+              <w:rPr>
+                <w:rFonts w:ascii="方正仿宋简体" w:eastAsia="方正仿宋简体"/>
+                <w:color w:val="000000"/>
+              </w:rPr>
+              <w:t>assetsCode</w:t>
+            </w:r>
+            <w:r>
+              <w:rPr>
+                <w:rFonts w:ascii="方正仿宋简体" w:eastAsia="方正仿宋简体"/>
+                <w:color w:val="000000"/>
+              </w:rPr>
+              <w:t>","</w:t>
+            </w:r>
+            <w:r>
+              <w:rPr>
+                <w:rFonts w:ascii="方正仿宋简体" w:eastAsia="方正仿宋简体"/>
+                <w:color w:val="000000"/>
+              </w:rPr>
+              <w:t>assetsName</w:t>
+            </w:r>
+            <w:r>
+              <w:rPr>
+                <w:rFonts w:ascii="方正仿宋简体" w:eastAsia="方正仿宋简体"/>
+                <w:color w:val="000000"/>
+              </w:rPr>
+              <w:t>","</w:t>
+            </w:r>
+            <w:r>
+              <w:rPr>
+                <w:rFonts w:ascii="方正仿宋简体" w:eastAsia="方正仿宋简体"/>
+                <w:color w:val="000000"/>
+              </w:rPr>
+              <w:t>fairValue</w:t>
+            </w:r>
+            <w:r>
+              <w:rPr>
+                <w:rFonts w:ascii="方正仿宋简体" w:eastAsia="方正仿宋简体"/>
+                <w:color w:val="000000"/>
+              </w:rPr>
+              <w:t>"</w:t>
+            </w:r>
+            <w:r>
+              <w:rPr>
+                <w:rFonts w:ascii="方正仿宋简体" w:eastAsia="方正仿宋简体"/>
+                <w:color w:val="000000"/>
+              </w:rPr>
+              <w:t>,"pdProp"</w:t>
+            </w:r>
+            <w:r>
+              <w:rPr>
+                <w:rFonts w:ascii="方正仿宋简体" w:eastAsia="方正仿宋简体"/>
+                <w:color w:val="000000"/>
+              </w:rPr>
+              <w:t>],startRow:2,startCol:0}</w:t>
+            </w:r>
+          </w:p>
+        </w:tc>
+      </w:tr>
+      <w:tr>
+        <w:trPr>
+          <w:trHeight w:val="870"/>
+        </w:trPr>
+        <w:tc>
+          <w:tcPr>
             <w:tcW w:w="582" w:type="dxa"/>
             <w:vAlign w:val="center"/>
           </w:tcPr>
@@ -2590,7 +2911,6 @@
                 <w:rFonts w:ascii="方正仿宋简体" w:eastAsia="方正仿宋简体" w:hint="eastAsia"/>
                 <w:color w:val="000000"/>
               </w:rPr>
-              <w:lastRenderedPageBreak/>
               <w:t>序号</w:t>
             </w:r>
           </w:p>
@@ -2706,24 +3026,6 @@
                 <w:rFonts w:ascii="方正仿宋简体" w:eastAsia="方正仿宋简体"/>
               </w:rPr>
             </w:pPr>
-            <w:r>
-              <w:rPr>
-                <w:rFonts w:ascii="楷体_GB2312" w:eastAsia="楷体_GB2312"/>
-              </w:rPr>
-              <w:t>&lt;foreach:</w:t>
-            </w:r>
-            <w:r>
-              <w:rPr>
-                <w:rFonts w:ascii="方正仿宋简体" w:eastAsia="方正仿宋简体" w:cs="Arial"/>
-              </w:rPr>
-              <w:t>listAssetsDetail</w:t>
-            </w:r>
-            <w:r>
-              <w:rPr>
-                <w:rFonts w:ascii="楷体_GB2312" w:eastAsia="楷体_GB2312"/>
-              </w:rPr>
-              <w:t>&gt;</w:t>
-            </w:r>
           </w:p>
         </w:tc>
         <w:tc>
@@ -2791,294 +3093,6 @@
                 <w:color w:val="000000"/>
               </w:rPr>
             </w:pPr>
-          </w:p>
-        </w:tc>
-      </w:tr>
-      <w:tr>
-        <w:trPr>
-          <w:trHeight w:val="300"/>
-        </w:trPr>
-        <w:tc>
-          <w:tcPr>
-            <w:tcW w:w="582" w:type="dxa"/>
-            <w:shd w:val="clear" w:color="auto" w:fill="auto"/>
-            <w:vAlign w:val="center"/>
-          </w:tcPr>
-          <w:p>
-            <w:pPr>
-              <w:pStyle w:val="biaogecenter"/>
-              <w:wordWrap w:val="0"/>
-              <w:rPr>
-                <w:rFonts w:ascii="方正仿宋简体" w:eastAsia="方正仿宋简体"/>
-              </w:rPr>
-            </w:pPr>
-            <w:r>
-              <w:rPr>
-                <w:rFonts w:ascii="方正仿宋简体" w:eastAsia="方正仿宋简体" w:cs="Arial" w:hint="eastAsia"/>
-                <w:color w:val="000000"/>
-              </w:rPr>
-              <w:t>$</w:t>
-            </w:r>
-            <w:r>
-              <w:rPr>
-                <w:rFonts w:ascii="方正仿宋简体" w:eastAsia="方正仿宋简体" w:cs="Arial"/>
-                <w:color w:val="000000"/>
-              </w:rPr>
-              <w:t>{</w:t>
-            </w:r>
-            <w:r>
-              <w:rPr>
-                <w:rFonts w:ascii="方正仿宋简体" w:eastAsia="方正仿宋简体" w:cs="Arial"/>
-                <w:color w:val="000000"/>
-              </w:rPr>
-              <w:t>listAssetsDetail</w:t>
-            </w:r>
-            <w:r>
-              <w:rPr>
-                <w:rFonts w:ascii="方正仿宋简体" w:eastAsia="方正仿宋简体" w:cs="Arial"/>
-                <w:color w:val="000000"/>
-              </w:rPr>
-              <w:t>.rownum}</w:t>
-            </w:r>
-          </w:p>
-        </w:tc>
-        <w:tc>
-          <w:tcPr>
-            <w:tcW w:w="1728" w:type="dxa"/>
-            <w:shd w:val="clear" w:color="auto" w:fill="auto"/>
-            <w:vAlign w:val="center"/>
-          </w:tcPr>
-          <w:p>
-            <w:pPr>
-              <w:pStyle w:val="biaogeleft"/>
-              <w:wordWrap w:val="0"/>
-              <w:jc w:val="center"/>
-              <w:rPr>
-                <w:rFonts w:ascii="方正仿宋简体" w:eastAsia="方正仿宋简体" w:cs="Arial"/>
-                <w:color w:val="000000"/>
-              </w:rPr>
-            </w:pPr>
-            <w:r>
-              <w:rPr>
-                <w:rFonts w:ascii="方正仿宋简体" w:eastAsia="方正仿宋简体" w:cs="Arial" w:hint="eastAsia"/>
-                <w:color w:val="000000"/>
-              </w:rPr>
-              <w:t>$</w:t>
-            </w:r>
-            <w:r>
-              <w:rPr>
-                <w:rFonts w:ascii="方正仿宋简体" w:eastAsia="方正仿宋简体" w:cs="Arial"/>
-                <w:color w:val="000000"/>
-              </w:rPr>
-              <w:t>{</w:t>
-            </w:r>
-            <w:r>
-              <w:rPr>
-                <w:rFonts w:ascii="方正仿宋简体" w:eastAsia="方正仿宋简体" w:cs="Arial"/>
-                <w:color w:val="000000"/>
-              </w:rPr>
-              <w:t>listAssetsDetail</w:t>
-            </w:r>
-            <w:r>
-              <w:rPr>
-                <w:rFonts w:ascii="方正仿宋简体" w:eastAsia="方正仿宋简体" w:cs="Arial"/>
-                <w:color w:val="000000"/>
-              </w:rPr>
-              <w:t>.</w:t>
-            </w:r>
-            <w:r>
-              <w:rPr>
-                <w:rFonts w:ascii="方正仿宋简体" w:eastAsia="方正仿宋简体" w:cs="Arial"/>
-                <w:color w:val="000000"/>
-              </w:rPr>
-              <w:t>ASSETS_CODE</w:t>
-            </w:r>
-            <w:r>
-              <w:rPr>
-                <w:rFonts w:ascii="方正仿宋简体" w:eastAsia="方正仿宋简体" w:cs="Arial"/>
-                <w:color w:val="000000"/>
-              </w:rPr>
-              <w:t>}</w:t>
-            </w:r>
-          </w:p>
-        </w:tc>
-        <w:tc>
-          <w:tcPr>
-            <w:tcW w:w="2690" w:type="dxa"/>
-            <w:shd w:val="clear" w:color="000000" w:fill="FFFFFF"/>
-            <w:vAlign w:val="center"/>
-          </w:tcPr>
-          <w:p>
-            <w:pPr>
-              <w:pStyle w:val="biaogeleft"/>
-              <w:wordWrap w:val="0"/>
-              <w:jc w:val="center"/>
-              <w:rPr>
-                <w:rFonts w:ascii="方正仿宋简体" w:eastAsia="方正仿宋简体" w:cs="Arial"/>
-                <w:color w:val="000000"/>
-              </w:rPr>
-            </w:pPr>
-            <w:r>
-              <w:rPr>
-                <w:rFonts w:ascii="方正仿宋简体" w:eastAsia="方正仿宋简体" w:cs="Arial" w:hint="eastAsia"/>
-                <w:color w:val="000000"/>
-              </w:rPr>
-              <w:t>$</w:t>
-            </w:r>
-            <w:r>
-              <w:rPr>
-                <w:rFonts w:ascii="方正仿宋简体" w:eastAsia="方正仿宋简体" w:cs="Arial"/>
-                <w:color w:val="000000"/>
-              </w:rPr>
-              <w:t>{</w:t>
-            </w:r>
-            <w:r>
-              <w:rPr>
-                <w:rFonts w:ascii="方正仿宋简体" w:eastAsia="方正仿宋简体" w:cs="Arial"/>
-                <w:color w:val="000000"/>
-              </w:rPr>
-              <w:t>listAssetsDetail</w:t>
-            </w:r>
-            <w:r>
-              <w:rPr>
-                <w:rFonts w:ascii="方正仿宋简体" w:eastAsia="方正仿宋简体" w:cs="Arial"/>
-                <w:color w:val="000000"/>
-              </w:rPr>
-              <w:t>.</w:t>
-            </w:r>
-            <w:r>
-              <w:rPr>
-                <w:rFonts w:ascii="方正仿宋简体" w:eastAsia="方正仿宋简体" w:cs="Arial"/>
-                <w:color w:val="000000"/>
-              </w:rPr>
-              <w:t>ASSETS_NAME</w:t>
-            </w:r>
-            <w:r>
-              <w:rPr>
-                <w:rFonts w:ascii="方正仿宋简体" w:eastAsia="方正仿宋简体" w:cs="Arial"/>
-                <w:color w:val="000000"/>
-              </w:rPr>
-              <w:t>}</w:t>
-            </w:r>
-          </w:p>
-        </w:tc>
-        <w:tc>
-          <w:tcPr>
-            <w:tcW w:w="2035" w:type="dxa"/>
-            <w:shd w:val="clear" w:color="000000" w:fill="FFFFFF"/>
-            <w:vAlign w:val="center"/>
-          </w:tcPr>
-          <w:p>
-            <w:pPr>
-              <w:pStyle w:val="biaogeright"/>
-              <w:wordWrap w:val="0"/>
-              <w:jc w:val="center"/>
-              <w:rPr>
-                <w:rFonts w:ascii="方正仿宋简体" w:eastAsia="方正仿宋简体" w:cs="Arial"/>
-                <w:color w:val="000000"/>
-              </w:rPr>
-            </w:pPr>
-            <w:r>
-              <w:rPr>
-                <w:rFonts w:ascii="方正仿宋简体" w:eastAsia="方正仿宋简体" w:cs="Arial" w:hint="eastAsia"/>
-                <w:color w:val="000000"/>
-              </w:rPr>
-              <w:t>$</w:t>
-            </w:r>
-            <w:r>
-              <w:rPr>
-                <w:rFonts w:ascii="方正仿宋简体" w:eastAsia="方正仿宋简体" w:cs="Arial"/>
-                <w:color w:val="000000"/>
-              </w:rPr>
-              <w:t>{</w:t>
-            </w:r>
-            <w:r>
-              <w:rPr>
-                <w:rFonts w:ascii="方正仿宋简体" w:eastAsia="方正仿宋简体" w:cs="Arial"/>
-                <w:color w:val="000000"/>
-              </w:rPr>
-              <w:t>listAssetsDetail</w:t>
-            </w:r>
-            <w:r>
-              <w:rPr>
-                <w:rFonts w:ascii="方正仿宋简体" w:eastAsia="方正仿宋简体" w:cs="Arial"/>
-                <w:color w:val="000000"/>
-              </w:rPr>
-              <w:t>.</w:t>
-            </w:r>
-            <w:r>
-              <w:rPr>
-                <w:rFonts w:ascii="方正仿宋简体" w:eastAsia="方正仿宋简体" w:cs="Arial"/>
-                <w:color w:val="000000"/>
-              </w:rPr>
-              <w:t>FAIR_VALUE</w:t>
-            </w:r>
-            <w:r>
-              <w:rPr>
-                <w:rFonts w:ascii="方正仿宋简体" w:eastAsia="方正仿宋简体" w:cs="Arial"/>
-                <w:color w:val="000000"/>
-              </w:rPr>
-              <w:t>}</w:t>
-            </w:r>
-          </w:p>
-        </w:tc>
-        <w:tc>
-          <w:tcPr>
-            <w:tcW w:w="1765" w:type="dxa"/>
-            <w:shd w:val="clear" w:color="000000" w:fill="FFFFFF"/>
-            <w:vAlign w:val="center"/>
-          </w:tcPr>
-          <w:p>
-            <w:pPr>
-              <w:pStyle w:val="biaogeright"/>
-              <w:jc w:val="center"/>
-              <w:rPr>
-                <w:rFonts w:ascii="方正仿宋简体" w:eastAsia="方正仿宋简体" w:cs="Arial"/>
-                <w:color w:val="000000"/>
-              </w:rPr>
-            </w:pPr>
-            <w:r>
-              <w:rPr>
-                <w:rFonts w:ascii="方正仿宋简体" w:eastAsia="方正仿宋简体" w:cs="Arial" w:hint="eastAsia"/>
-                <w:color w:val="000000"/>
-              </w:rPr>
-              <w:t>$</w:t>
-            </w:r>
-            <w:r>
-              <w:rPr>
-                <w:rFonts w:ascii="方正仿宋简体" w:eastAsia="方正仿宋简体" w:cs="Arial"/>
-                <w:color w:val="000000"/>
-              </w:rPr>
-              <w:t>{</w:t>
-            </w:r>
-            <w:r>
-              <w:rPr>
-                <w:rFonts w:ascii="方正仿宋简体" w:eastAsia="方正仿宋简体" w:cs="Arial"/>
-                <w:color w:val="000000"/>
-              </w:rPr>
-              <w:t>listAssetsDetail</w:t>
-            </w:r>
-            <w:r>
-              <w:rPr>
-                <w:rFonts w:ascii="方正仿宋简体" w:eastAsia="方正仿宋简体" w:cs="Arial"/>
-                <w:color w:val="000000"/>
-              </w:rPr>
-              <w:t>.</w:t>
-            </w:r>
-            <w:r>
-              <w:rPr>
-                <w:rFonts w:ascii="方正仿宋简体" w:eastAsia="方正仿宋简体" w:cs="Arial"/>
-                <w:color w:val="000000"/>
-              </w:rPr>
-              <w:t>PD_PROP</w:t>
-            </w:r>
-            <w:r>
-              <w:rPr>
-                <w:rFonts w:ascii="方正仿宋简体" w:eastAsia="方正仿宋简体" w:cs="Arial"/>
-                <w:color w:val="000000"/>
-              </w:rPr>
-              <w:t>}</w:t>
-            </w:r>
           </w:p>
         </w:tc>
       </w:tr>
@@ -3108,44 +3122,20 @@
           <w:shd w:val="clear" w:color="auto" w:fill="FFFFFF"/>
         </w:rPr>
       </w:pPr>
-    </w:p>
-    <w:p>
-      <w:pPr>
-        <w:widowControl/>
-        <w:jc w:val="left"/>
-        <w:rPr>
-          <w:rFonts w:ascii="方正仿宋简体" w:eastAsia="方正仿宋简体" w:hAnsi="宋体" w:cs="宋体"/>
+      <w:r>
+        <w:rPr>
+          <w:rFonts w:ascii="方正仿宋简体" w:eastAsia="方正仿宋简体" w:hAnsi="宋体" w:cs="宋体" w:hint="eastAsia"/>
           <w:b/>
           <w:sz w:val="24"/>
           <w:szCs w:val="24"/>
           <w:shd w:val="clear" w:color="auto" w:fill="FFFFFF"/>
         </w:rPr>
-      </w:pPr>
-      <w:r>
-        <w:rPr>
-          <w:rFonts w:ascii="方正仿宋简体" w:eastAsia="方正仿宋简体" w:hAnsi="宋体" w:cs="宋体" w:hint="eastAsia"/>
-          <w:b/>
-          <w:sz w:val="24"/>
-          <w:szCs w:val="24"/>
-          <w:shd w:val="clear" w:color="auto" w:fill="FFFFFF"/>
-        </w:rPr>
         <w:t>4.3报告期末非标准化债权类资产明细</w:t>
       </w:r>
-    </w:p>
-    <w:p>
-      <w:pPr>
-        <w:widowControl/>
-        <w:jc w:val="left"/>
-        <w:rPr>
-          <w:rFonts w:ascii="方正仿宋简体" w:eastAsia="方正仿宋简体"/>
-          <w:b/>
-          <w:shd w:val="clear" w:color="auto" w:fill="FFFFFF"/>
-        </w:rPr>
-      </w:pPr>
     </w:p>
     <w:tbl>
       <w:tblPr>
-        <w:tblW w:w="0" w:type="dxa"/>
+        <w:tblW w:w="8931" w:type="dxa"/>
         <w:tblInd w:w="108" w:type="dxa"/>
         <w:tblBorders>
           <w:top w:val="single" w:sz="4" w:space="0" w:color="auto"/>
@@ -3170,6 +3160,128 @@
       <w:tr>
         <w:tc>
           <w:tcPr>
+            <w:tcW w:w="8931" w:type="dxa"/>
+            <w:gridSpan w:val="7"/>
+            <w:vAlign w:val="center"/>
+          </w:tcPr>
+          <w:p>
+            <w:pPr>
+              <w:pStyle w:val="biaogecenter"/>
+              <w:jc w:val="left"/>
+              <w:rPr>
+                <w:rFonts w:ascii="方正仿宋简体" w:eastAsia="方正仿宋简体"/>
+                <w:shd w:val="clear" w:color="auto" w:fill="FFFFFF"/>
+              </w:rPr>
+            </w:pPr>
+            <w:r>
+              <w:rPr>
+                <w:rFonts w:ascii="方正仿宋简体" w:eastAsia="方正仿宋简体"/>
+                <w:color w:val="000000"/>
+              </w:rPr>
+              <w:t>{foreach:"</w:t>
+            </w:r>
+            <w:r>
+              <w:rPr>
+                <w:rFonts w:ascii="方正仿宋简体" w:eastAsia="方正仿宋简体" w:hint="eastAsia"/>
+              </w:rPr>
+              <w:t>l</w:t>
+            </w:r>
+            <w:r>
+              <w:rPr>
+                <w:rFonts w:ascii="方正仿宋简体" w:eastAsia="方正仿宋简体"/>
+              </w:rPr>
+              <w:t>istNostds</w:t>
+            </w:r>
+            <w:r>
+              <w:rPr>
+                <w:rFonts w:ascii="方正仿宋简体" w:eastAsia="方正仿宋简体"/>
+                <w:color w:val="000000"/>
+              </w:rPr>
+              <w:t>",loopM</w:t>
+            </w:r>
+            <w:r>
+              <w:rPr>
+                <w:rFonts w:ascii="方正仿宋简体" w:eastAsia="方正仿宋简体"/>
+                <w:color w:val="000000"/>
+              </w:rPr>
+              <w:t>ode:"row",fields:["</w:t>
+            </w:r>
+            <w:r>
+              <w:rPr>
+                <w:rFonts w:ascii="方正仿宋简体" w:eastAsia="方正仿宋简体"/>
+                <w:color w:val="000000"/>
+              </w:rPr>
+              <w:t>personalField</w:t>
+            </w:r>
+            <w:r>
+              <w:rPr>
+                <w:rFonts w:ascii="方正仿宋简体" w:eastAsia="方正仿宋简体"/>
+                <w:color w:val="000000"/>
+              </w:rPr>
+              <w:t>","</w:t>
+            </w:r>
+            <w:r>
+              <w:rPr>
+                <w:rFonts w:ascii="方正仿宋简体" w:eastAsia="方正仿宋简体"/>
+                <w:color w:val="000000"/>
+              </w:rPr>
+              <w:t>financier</w:t>
+            </w:r>
+            <w:r>
+              <w:rPr>
+                <w:rFonts w:ascii="方正仿宋简体" w:eastAsia="方正仿宋简体"/>
+                <w:color w:val="000000"/>
+              </w:rPr>
+              <w:t>","</w:t>
+            </w:r>
+            <w:r>
+              <w:rPr>
+                <w:rFonts w:ascii="方正仿宋简体" w:eastAsia="方正仿宋简体"/>
+                <w:color w:val="000000"/>
+              </w:rPr>
+              <w:t>projectName</w:t>
+            </w:r>
+            <w:r>
+              <w:rPr>
+                <w:rFonts w:ascii="方正仿宋简体" w:eastAsia="方正仿宋简体"/>
+                <w:color w:val="000000"/>
+              </w:rPr>
+              <w:t>","</w:t>
+            </w:r>
+            <w:r>
+              <w:rPr>
+                <w:rFonts w:ascii="方正仿宋简体" w:eastAsia="方正仿宋简体"/>
+                <w:color w:val="000000"/>
+              </w:rPr>
+              <w:t>remFinancingPeriod</w:t>
+            </w:r>
+            <w:r>
+              <w:rPr>
+                <w:rFonts w:ascii="方正仿宋简体" w:eastAsia="方正仿宋简体"/>
+                <w:color w:val="000000"/>
+              </w:rPr>
+              <w:t>"</w:t>
+            </w:r>
+            <w:r>
+              <w:rPr>
+                <w:rFonts w:ascii="方正仿宋简体" w:eastAsia="方正仿宋简体"/>
+                <w:color w:val="000000"/>
+              </w:rPr>
+              <w:t>,"incomeDistribute","tdConstruct","riskInfo"</w:t>
+            </w:r>
+            <w:r>
+              <w:rPr>
+                <w:rFonts w:ascii="方正仿宋简体" w:eastAsia="方正仿宋简体"/>
+                <w:color w:val="000000"/>
+              </w:rPr>
+              <w:t>],startRow:2,startCol:0}</w:t>
+            </w:r>
+          </w:p>
+        </w:tc>
+      </w:tr>
+      <w:tr>
+        <w:tc>
+          <w:tcPr>
             <w:tcW w:w="709" w:type="dxa"/>
             <w:vAlign w:val="center"/>
           </w:tcPr>
@@ -3345,31 +3457,6 @@
                 <w:shd w:val="clear" w:color="auto" w:fill="FFFFFF"/>
               </w:rPr>
             </w:pPr>
-            <w:r>
-              <w:rPr>
-                <w:rFonts w:ascii="楷体_GB2312" w:eastAsia="楷体_GB2312"/>
-              </w:rPr>
-              <w:lastRenderedPageBreak/>
-              <w:t>&lt;foreach:</w:t>
-            </w:r>
-            <w:r>
-              <w:rPr>
-                <w:rFonts w:ascii="方正仿宋简体" w:eastAsia="方正仿宋简体" w:cs="Arial"/>
-              </w:rPr>
-              <w:t>list</w:t>
-            </w:r>
-            <w:r>
-              <w:rPr>
-                <w:rFonts w:ascii="方正仿宋简体" w:eastAsia="方正仿宋简体" w:cs="Arial"/>
-              </w:rPr>
-              <w:t>Nostds</w:t>
-            </w:r>
-            <w:r>
-              <w:rPr>
-                <w:rFonts w:ascii="楷体_GB2312" w:eastAsia="楷体_GB2312"/>
-              </w:rPr>
-              <w:t>&gt;</w:t>
-            </w:r>
           </w:p>
         </w:tc>
         <w:tc>
@@ -3472,313 +3559,17 @@
           </w:p>
         </w:tc>
       </w:tr>
-      <w:tr>
-        <w:tc>
-          <w:tcPr>
-            <w:tcW w:w="709" w:type="dxa"/>
-            <w:vAlign w:val="center"/>
-          </w:tcPr>
-          <w:p>
-            <w:pPr>
-              <w:pStyle w:val="biaogecenter"/>
-              <w:wordWrap w:val="0"/>
-              <w:rPr>
-                <w:rFonts w:ascii="方正仿宋简体" w:eastAsia="方正仿宋简体"/>
-              </w:rPr>
-            </w:pPr>
-            <w:r>
-              <w:rPr>
-                <w:rFonts w:ascii="方正仿宋简体" w:eastAsia="方正仿宋简体"/>
-              </w:rPr>
-              <w:t>${listNostds.rownum}</w:t>
-            </w:r>
-          </w:p>
-        </w:tc>
-        <w:tc>
-          <w:tcPr>
-            <w:tcW w:w="1276" w:type="dxa"/>
-            <w:vAlign w:val="center"/>
-          </w:tcPr>
-          <w:p>
-            <w:pPr>
-              <w:pStyle w:val="biaogeleft"/>
-              <w:wordWrap w:val="0"/>
-              <w:jc w:val="center"/>
-              <w:rPr>
-                <w:rFonts w:ascii="方正仿宋简体" w:eastAsia="方正仿宋简体"/>
-              </w:rPr>
-            </w:pPr>
-            <w:r>
-              <w:rPr>
-                <w:rFonts w:ascii="方正仿宋简体" w:eastAsia="方正仿宋简体"/>
-              </w:rPr>
-              <w:t>${</w:t>
-            </w:r>
-            <w:r>
-              <w:rPr>
-                <w:rFonts w:ascii="方正仿宋简体" w:eastAsia="方正仿宋简体" w:hint="eastAsia"/>
-              </w:rPr>
-              <w:t>l</w:t>
-            </w:r>
-            <w:r>
-              <w:rPr>
-                <w:rFonts w:ascii="方正仿宋简体" w:eastAsia="方正仿宋简体"/>
-              </w:rPr>
-              <w:t>istNostds.</w:t>
-            </w:r>
-            <w:r>
-              <w:rPr>
-                <w:rFonts w:ascii="方正仿宋简体" w:eastAsia="方正仿宋简体"/>
-              </w:rPr>
-              <w:t>FINANCIER</w:t>
-            </w:r>
-            <w:r>
-              <w:rPr>
-                <w:rFonts w:ascii="方正仿宋简体" w:eastAsia="方正仿宋简体"/>
-              </w:rPr>
-              <w:t>}</w:t>
-            </w:r>
-          </w:p>
-        </w:tc>
-        <w:tc>
-          <w:tcPr>
-            <w:tcW w:w="1701" w:type="dxa"/>
-            <w:vAlign w:val="center"/>
-          </w:tcPr>
-          <w:p>
-            <w:pPr>
-              <w:pStyle w:val="biaogeleft"/>
-              <w:wordWrap w:val="0"/>
-              <w:jc w:val="center"/>
-              <w:rPr>
-                <w:rFonts w:ascii="方正仿宋简体" w:eastAsia="方正仿宋简体"/>
-              </w:rPr>
-            </w:pPr>
-            <w:r>
-              <w:rPr>
-                <w:rFonts w:ascii="方正仿宋简体" w:eastAsia="方正仿宋简体"/>
-              </w:rPr>
-              <w:t>${</w:t>
-            </w:r>
-            <w:r>
-              <w:rPr>
-                <w:rFonts w:ascii="方正仿宋简体" w:eastAsia="方正仿宋简体" w:hint="eastAsia"/>
-              </w:rPr>
-              <w:t>l</w:t>
-            </w:r>
-            <w:r>
-              <w:rPr>
-                <w:rFonts w:ascii="方正仿宋简体" w:eastAsia="方正仿宋简体"/>
-              </w:rPr>
-              <w:t>istNostds.</w:t>
-            </w:r>
-            <w:r>
-              <w:rPr>
-                <w:rFonts w:ascii="方正仿宋简体" w:eastAsia="方正仿宋简体"/>
-              </w:rPr>
-              <w:t>PROJECT_NAME</w:t>
-            </w:r>
-            <w:r>
-              <w:rPr>
-                <w:rFonts w:ascii="方正仿宋简体" w:eastAsia="方正仿宋简体"/>
-              </w:rPr>
-              <w:t>}</w:t>
-            </w:r>
-          </w:p>
-        </w:tc>
-        <w:tc>
-          <w:tcPr>
-            <w:tcW w:w="1417" w:type="dxa"/>
-            <w:vAlign w:val="center"/>
-          </w:tcPr>
-          <w:p>
-            <w:pPr>
-              <w:pStyle w:val="biaogeright"/>
-              <w:jc w:val="center"/>
-              <w:rPr>
-                <w:rFonts w:ascii="方正仿宋简体" w:eastAsia="方正仿宋简体"/>
-              </w:rPr>
-            </w:pPr>
-            <w:r>
-              <w:rPr>
-                <w:rFonts w:ascii="方正仿宋简体" w:eastAsia="方正仿宋简体"/>
-              </w:rPr>
-              <w:t>${</w:t>
-            </w:r>
-            <w:r>
-              <w:rPr>
-                <w:rFonts w:ascii="方正仿宋简体" w:eastAsia="方正仿宋简体" w:hint="eastAsia"/>
-              </w:rPr>
-              <w:t>l</w:t>
-            </w:r>
-            <w:r>
-              <w:rPr>
-                <w:rFonts w:ascii="方正仿宋简体" w:eastAsia="方正仿宋简体"/>
-              </w:rPr>
-              <w:t>istNostds.</w:t>
-            </w:r>
-            <w:r>
-              <w:rPr>
-                <w:rFonts w:ascii="方正仿宋简体" w:eastAsia="方正仿宋简体"/>
-              </w:rPr>
-              <w:t>REM_FINANCING_PERIOD</w:t>
-            </w:r>
-            <w:r>
-              <w:rPr>
-                <w:rFonts w:ascii="方正仿宋简体" w:eastAsia="方正仿宋简体"/>
-              </w:rPr>
-              <w:t>}</w:t>
-            </w:r>
-          </w:p>
-        </w:tc>
-        <w:tc>
-          <w:tcPr>
-            <w:tcW w:w="1701" w:type="dxa"/>
-            <w:vAlign w:val="center"/>
-          </w:tcPr>
-          <w:p>
-            <w:pPr>
-              <w:pStyle w:val="biaogeright"/>
-              <w:jc w:val="center"/>
-              <w:rPr>
-                <w:rFonts w:ascii="方正仿宋简体" w:eastAsia="方正仿宋简体"/>
-              </w:rPr>
-            </w:pPr>
-            <w:r>
-              <w:rPr>
-                <w:rFonts w:ascii="方正仿宋简体" w:eastAsia="方正仿宋简体"/>
-              </w:rPr>
-              <w:t>${</w:t>
-            </w:r>
-            <w:r>
-              <w:rPr>
-                <w:rFonts w:ascii="方正仿宋简体" w:eastAsia="方正仿宋简体" w:hint="eastAsia"/>
-              </w:rPr>
-              <w:t>l</w:t>
-            </w:r>
-            <w:r>
-              <w:rPr>
-                <w:rFonts w:ascii="方正仿宋简体" w:eastAsia="方正仿宋简体"/>
-              </w:rPr>
-              <w:t>istNostds.</w:t>
-            </w:r>
-            <w:r>
-              <w:rPr>
-                <w:rFonts w:ascii="方正仿宋简体" w:eastAsia="方正仿宋简体"/>
-              </w:rPr>
-              <w:t>incomeDistribute</w:t>
-            </w:r>
-            <w:r>
-              <w:rPr>
-                <w:rFonts w:ascii="方正仿宋简体" w:eastAsia="方正仿宋简体"/>
-              </w:rPr>
-              <w:t>}</w:t>
-            </w:r>
-          </w:p>
-        </w:tc>
-        <w:tc>
-          <w:tcPr>
-            <w:tcW w:w="1276" w:type="dxa"/>
-            <w:vAlign w:val="center"/>
-          </w:tcPr>
-          <w:p>
-            <w:pPr>
-              <w:pStyle w:val="biaogeright"/>
-              <w:jc w:val="center"/>
-              <w:rPr>
-                <w:rFonts w:ascii="方正仿宋简体" w:eastAsia="方正仿宋简体"/>
-              </w:rPr>
-            </w:pPr>
-            <w:r>
-              <w:rPr>
-                <w:rFonts w:ascii="方正仿宋简体" w:eastAsia="方正仿宋简体"/>
-              </w:rPr>
-              <w:t>${</w:t>
-            </w:r>
-            <w:r>
-              <w:rPr>
-                <w:rFonts w:ascii="方正仿宋简体" w:eastAsia="方正仿宋简体" w:hint="eastAsia"/>
-              </w:rPr>
-              <w:t>l</w:t>
-            </w:r>
-            <w:r>
-              <w:rPr>
-                <w:rFonts w:ascii="方正仿宋简体" w:eastAsia="方正仿宋简体"/>
-              </w:rPr>
-              <w:t>istNostds.</w:t>
-            </w:r>
-            <w:r>
-              <w:rPr>
-                <w:rFonts w:ascii="方正仿宋简体" w:eastAsia="方正仿宋简体"/>
-              </w:rPr>
-              <w:t>INCOME_DISTRIBUTE</w:t>
-            </w:r>
-            <w:r>
-              <w:rPr>
-                <w:rFonts w:ascii="方正仿宋简体" w:eastAsia="方正仿宋简体"/>
-              </w:rPr>
-              <w:t>}</w:t>
-            </w:r>
-          </w:p>
-        </w:tc>
-        <w:tc>
-          <w:tcPr>
-            <w:tcW w:w="851" w:type="dxa"/>
-            <w:vAlign w:val="center"/>
-          </w:tcPr>
-          <w:p>
-            <w:pPr>
-              <w:pStyle w:val="biaogeleft"/>
-              <w:wordWrap w:val="0"/>
-              <w:jc w:val="center"/>
-              <w:rPr>
-                <w:rFonts w:ascii="方正仿宋简体" w:eastAsia="方正仿宋简体"/>
-              </w:rPr>
-            </w:pPr>
-            <w:r>
-              <w:rPr>
-                <w:rFonts w:ascii="方正仿宋简体" w:eastAsia="方正仿宋简体"/>
-              </w:rPr>
-              <w:t>${</w:t>
-            </w:r>
-            <w:r>
-              <w:rPr>
-                <w:rFonts w:ascii="方正仿宋简体" w:eastAsia="方正仿宋简体" w:hint="eastAsia"/>
-              </w:rPr>
-              <w:t>l</w:t>
-            </w:r>
-            <w:r>
-              <w:rPr>
-                <w:rFonts w:ascii="方正仿宋简体" w:eastAsia="方正仿宋简体"/>
-              </w:rPr>
-              <w:t>istNostds.</w:t>
-            </w:r>
-            <w:r>
-              <w:rPr>
-                <w:rFonts w:ascii="方正仿宋简体" w:eastAsia="方正仿宋简体"/>
-              </w:rPr>
-              <w:t>RISK_INFO</w:t>
-            </w:r>
-            <w:r>
-              <w:rPr>
-                <w:rFonts w:ascii="方正仿宋简体" w:eastAsia="方正仿宋简体"/>
-              </w:rPr>
-              <w:t>}</w:t>
-            </w:r>
-          </w:p>
-        </w:tc>
-      </w:tr>
     </w:tbl>
     <w:p>
       <w:pPr>
         <w:widowControl/>
         <w:jc w:val="left"/>
         <w:rPr>
-          <w:rFonts w:ascii="方正仿宋简体" w:eastAsia="方正仿宋简体" w:hAnsi="宋体" w:cs="宋体"/>
-          <w:color w:val="000000"/>
-          <w:kern w:val="0"/>
+          <w:rFonts w:ascii="方正仿宋简体" w:eastAsia="方正仿宋简体" w:hAnsi="宋体" w:cs="宋体" w:hint="eastAsia"/>
+          <w:b/>
           <w:sz w:val="24"/>
           <w:szCs w:val="24"/>
+          <w:shd w:val="clear" w:color="auto" w:fill="FFFFFF"/>
         </w:rPr>
       </w:pPr>
     </w:p>
@@ -3830,7 +3621,129 @@
         </w:trPr>
         <w:tc>
           <w:tcPr>
-            <w:tcW w:w="685" w:type="dxa"/>
+            <w:tcW w:w="9138" w:type="dxa"/>
+            <w:gridSpan w:val="5"/>
+            <w:vAlign w:val="center"/>
+          </w:tcPr>
+          <w:p>
+            <w:pPr>
+              <w:pStyle w:val="biaogecenter"/>
+              <w:jc w:val="left"/>
+              <w:rPr>
+                <w:rFonts w:ascii="方正仿宋简体" w:eastAsia="方正仿宋简体"/>
+                <w:shd w:val="clear" w:color="auto" w:fill="FFFFFF"/>
+              </w:rPr>
+            </w:pPr>
+            <w:r>
+              <w:rPr>
+                <w:rFonts w:ascii="方正仿宋简体" w:eastAsia="方正仿宋简体"/>
+                <w:color w:val="000000"/>
+              </w:rPr>
+              <w:t>{foreach:"</w:t>
+            </w:r>
+            <w:r>
+              <w:rPr>
+                <w:rFonts w:ascii="方正仿宋简体" w:eastAsia="方正仿宋简体"/>
+              </w:rPr>
+              <w:t>listAccts</w:t>
+            </w:r>
+            <w:r>
+              <w:rPr>
+                <w:rFonts w:ascii="方正仿宋简体" w:eastAsia="方正仿宋简体"/>
+                <w:color w:val="000000"/>
+              </w:rPr>
+              <w:t>",loopM</w:t>
+            </w:r>
+            <w:r>
+              <w:rPr>
+                <w:rFonts w:ascii="方正仿宋简体" w:eastAsia="方正仿宋简体"/>
+                <w:color w:val="000000"/>
+              </w:rPr>
+              <w:t>ode:"row",fields:["</w:t>
+            </w:r>
+            <w:r>
+              <w:rPr>
+                <w:rFonts w:ascii="微软雅黑" w:eastAsia="微软雅黑" w:cs="微软雅黑"/>
+                <w:color w:val="000000"/>
+                <w:sz w:val="20"/>
+                <w:szCs w:val="20"/>
+                <w:shd w:val="clear" w:color="auto" w:fill="E8F2FE"/>
+              </w:rPr>
+              <w:t>personalField</w:t>
+            </w:r>
+            <w:r>
+              <w:rPr>
+                <w:rFonts w:ascii="方正仿宋简体" w:eastAsia="方正仿宋简体"/>
+                <w:color w:val="000000"/>
+              </w:rPr>
+              <w:t>","</w:t>
+            </w:r>
+            <w:r>
+              <w:rPr>
+                <w:rFonts w:ascii="方正仿宋简体" w:eastAsia="方正仿宋简体"/>
+                <w:color w:val="000000"/>
+              </w:rPr>
+              <w:t>accountType</w:t>
+            </w:r>
+            <w:r>
+              <w:rPr>
+                <w:rFonts w:ascii="方正仿宋简体" w:eastAsia="方正仿宋简体"/>
+                <w:color w:val="000000"/>
+              </w:rPr>
+              <w:t>","</w:t>
+            </w:r>
+            <w:r>
+              <w:rPr>
+                <w:rFonts w:ascii="方正仿宋简体" w:eastAsia="方正仿宋简体"/>
+                <w:color w:val="000000"/>
+              </w:rPr>
+              <w:t>accountNum</w:t>
+            </w:r>
+            <w:r>
+              <w:rPr>
+                <w:rFonts w:ascii="方正仿宋简体" w:eastAsia="方正仿宋简体"/>
+                <w:color w:val="000000"/>
+              </w:rPr>
+              <w:t>","</w:t>
+            </w:r>
+            <w:r>
+              <w:rPr>
+                <w:rFonts w:ascii="方正仿宋简体" w:eastAsia="方正仿宋简体"/>
+                <w:color w:val="000000"/>
+              </w:rPr>
+              <w:t>accountName</w:t>
+            </w:r>
+            <w:r>
+              <w:rPr>
+                <w:rFonts w:ascii="方正仿宋简体" w:eastAsia="方正仿宋简体"/>
+                <w:color w:val="000000"/>
+              </w:rPr>
+              <w:t>"</w:t>
+            </w:r>
+            <w:r>
+              <w:rPr>
+                <w:rFonts w:ascii="方正仿宋简体" w:eastAsia="方正仿宋简体"/>
+                <w:color w:val="000000"/>
+              </w:rPr>
+              <w:t>,"accountOpener"</w:t>
+            </w:r>
+            <w:r>
+              <w:rPr>
+                <w:rFonts w:ascii="方正仿宋简体" w:eastAsia="方正仿宋简体"/>
+                <w:color w:val="000000"/>
+              </w:rPr>
+              <w:t>],startRow:2,startCol:0}</w:t>
+            </w:r>
+          </w:p>
+        </w:tc>
+      </w:tr>
+      <w:tr>
+        <w:trPr>
+          <w:trHeight w:val="705"/>
+        </w:trPr>
+        <w:tc>
+          <w:tcPr>
+            <w:tcW w:w="991" w:type="dxa"/>
             <w:vAlign w:val="center"/>
           </w:tcPr>
           <w:p>
@@ -3852,7 +3765,7 @@
         </w:tc>
         <w:tc>
           <w:tcPr>
-            <w:tcW w:w="1408" w:type="dxa"/>
+            <w:tcW w:w="2036" w:type="dxa"/>
             <w:vAlign w:val="center"/>
           </w:tcPr>
           <w:p>
@@ -3875,7 +3788,7 @@
         </w:tc>
         <w:tc>
           <w:tcPr>
-            <w:tcW w:w="1409" w:type="dxa"/>
+            <w:tcW w:w="2037" w:type="dxa"/>
             <w:vAlign w:val="center"/>
           </w:tcPr>
           <w:p>
@@ -3898,7 +3811,7 @@
         </w:tc>
         <w:tc>
           <w:tcPr>
-            <w:tcW w:w="1409" w:type="dxa"/>
+            <w:tcW w:w="2037" w:type="dxa"/>
             <w:vAlign w:val="center"/>
           </w:tcPr>
           <w:p>
@@ -3921,7 +3834,7 @@
         </w:tc>
         <w:tc>
           <w:tcPr>
-            <w:tcW w:w="1409" w:type="dxa"/>
+            <w:tcW w:w="2037" w:type="dxa"/>
             <w:vAlign w:val="center"/>
           </w:tcPr>
           <w:p>
@@ -3949,7 +3862,7 @@
         </w:trPr>
         <w:tc>
           <w:tcPr>
-            <w:tcW w:w="685" w:type="dxa"/>
+            <w:tcW w:w="991" w:type="dxa"/>
             <w:vAlign w:val="center"/>
           </w:tcPr>
           <w:p>
@@ -3961,29 +3874,11 @@
                 <w:shd w:val="clear" w:color="auto" w:fill="FFFFFF"/>
               </w:rPr>
             </w:pPr>
-            <w:r>
-              <w:rPr>
-                <w:rFonts w:ascii="楷体_GB2312" w:eastAsia="楷体_GB2312"/>
-              </w:rPr>
-              <w:t>&lt;foreach:</w:t>
-            </w:r>
-            <w:r>
-              <w:rPr>
-                <w:rFonts w:ascii="方正仿宋简体" w:eastAsia="方正仿宋简体"/>
-              </w:rPr>
-              <w:t>listAccts</w:t>
-            </w:r>
-            <w:r>
-              <w:rPr>
-                <w:rFonts w:ascii="方正仿宋简体" w:eastAsia="方正仿宋简体"/>
-              </w:rPr>
-              <w:t>&gt;</w:t>
-            </w:r>
-          </w:p>
-        </w:tc>
-        <w:tc>
-          <w:tcPr>
-            <w:tcW w:w="1408" w:type="dxa"/>
+          </w:p>
+        </w:tc>
+        <w:tc>
+          <w:tcPr>
+            <w:tcW w:w="2036" w:type="dxa"/>
             <w:vAlign w:val="center"/>
           </w:tcPr>
           <w:p>
@@ -4000,7 +3895,7 @@
         </w:tc>
         <w:tc>
           <w:tcPr>
-            <w:tcW w:w="1409" w:type="dxa"/>
+            <w:tcW w:w="2037" w:type="dxa"/>
             <w:vAlign w:val="center"/>
           </w:tcPr>
           <w:p>
@@ -4017,7 +3912,7 @@
         </w:tc>
         <w:tc>
           <w:tcPr>
-            <w:tcW w:w="1409" w:type="dxa"/>
+            <w:tcW w:w="2037" w:type="dxa"/>
             <w:vAlign w:val="center"/>
           </w:tcPr>
           <w:p>
@@ -4033,7 +3928,7 @@
         </w:tc>
         <w:tc>
           <w:tcPr>
-            <w:tcW w:w="1409" w:type="dxa"/>
+            <w:tcW w:w="2037" w:type="dxa"/>
             <w:vAlign w:val="center"/>
           </w:tcPr>
           <w:p>
@@ -4045,242 +3940,6 @@
                 <w:shd w:val="clear" w:color="auto" w:fill="FFFFFF"/>
               </w:rPr>
             </w:pPr>
-          </w:p>
-        </w:tc>
-      </w:tr>
-      <w:tr>
-        <w:trPr>
-          <w:trHeight w:val="364"/>
-        </w:trPr>
-        <w:tc>
-          <w:tcPr>
-            <w:tcW w:w="685" w:type="dxa"/>
-            <w:vAlign w:val="center"/>
-          </w:tcPr>
-          <w:p>
-            <w:pPr>
-              <w:pStyle w:val="biaogecenter"/>
-              <w:wordWrap w:val="0"/>
-              <w:rPr>
-                <w:rFonts w:ascii="方正仿宋简体" w:eastAsia="方正仿宋简体" w:hAnsi="Calibri"/>
-                <w:shd w:val="clear" w:color="auto" w:fill="FFFFFF"/>
-              </w:rPr>
-            </w:pPr>
-            <w:r>
-              <w:rPr>
-                <w:rFonts w:ascii="方正仿宋简体" w:eastAsia="方正仿宋简体" w:hAnsi="Calibri" w:hint="eastAsia"/>
-                <w:shd w:val="clear" w:color="auto" w:fill="FFFFFF"/>
-              </w:rPr>
-              <w:t>$</w:t>
-            </w:r>
-            <w:r>
-              <w:rPr>
-                <w:rFonts w:ascii="方正仿宋简体" w:eastAsia="方正仿宋简体" w:hAnsi="Calibri"/>
-                <w:shd w:val="clear" w:color="auto" w:fill="FFFFFF"/>
-              </w:rPr>
-              <w:t>{</w:t>
-            </w:r>
-            <w:r>
-              <w:rPr>
-                <w:rFonts w:ascii="方正仿宋简体" w:eastAsia="方正仿宋简体"/>
-              </w:rPr>
-              <w:t xml:space="preserve"> listAccts</w:t>
-            </w:r>
-            <w:r>
-              <w:rPr>
-                <w:rFonts w:ascii="方正仿宋简体" w:eastAsia="方正仿宋简体"/>
-              </w:rPr>
-              <w:t>.rownum</w:t>
-            </w:r>
-            <w:r>
-              <w:rPr>
-                <w:rFonts w:ascii="方正仿宋简体" w:eastAsia="方正仿宋简体" w:hAnsi="Calibri"/>
-                <w:shd w:val="clear" w:color="auto" w:fill="FFFFFF"/>
-              </w:rPr>
-              <w:t>}</w:t>
-            </w:r>
-          </w:p>
-        </w:tc>
-        <w:tc>
-          <w:tcPr>
-            <w:tcW w:w="1408" w:type="dxa"/>
-            <w:vAlign w:val="center"/>
-          </w:tcPr>
-          <w:p>
-            <w:pPr>
-              <w:pStyle w:val="biaogeleft"/>
-              <w:wordWrap w:val="0"/>
-              <w:jc w:val="center"/>
-              <w:rPr>
-                <w:rFonts w:ascii="方正仿宋简体" w:eastAsia="方正仿宋简体"/>
-              </w:rPr>
-            </w:pPr>
-            <w:r>
-              <w:rPr>
-                <w:rFonts w:ascii="方正仿宋简体" w:eastAsia="方正仿宋简体"/>
-              </w:rPr>
-              <w:t>${</w:t>
-            </w:r>
-            <w:r>
-              <w:rPr>
-                <w:rFonts w:ascii="方正仿宋简体" w:eastAsia="方正仿宋简体"/>
-              </w:rPr>
-              <w:t>listAccts</w:t>
-            </w:r>
-            <w:r>
-              <w:rPr>
-                <w:rFonts w:ascii="方正仿宋简体" w:eastAsia="方正仿宋简体"/>
-              </w:rPr>
-              <w:t>.</w:t>
-            </w:r>
-            <w:r>
-              <w:rPr>
-                <w:rFonts w:ascii="方正仿宋简体" w:eastAsia="方正仿宋简体"/>
-              </w:rPr>
-              <w:t>ACCOUNT_TYPE</w:t>
-            </w:r>
-            <w:r>
-              <w:rPr>
-                <w:rFonts w:ascii="方正仿宋简体" w:eastAsia="方正仿宋简体"/>
-              </w:rPr>
-              <w:t>}</w:t>
-            </w:r>
-          </w:p>
-        </w:tc>
-        <w:tc>
-          <w:tcPr>
-            <w:tcW w:w="1409" w:type="dxa"/>
-            <w:vAlign w:val="center"/>
-          </w:tcPr>
-          <w:p>
-            <w:pPr>
-              <w:pStyle w:val="biaogeleft"/>
-              <w:wordWrap w:val="0"/>
-              <w:jc w:val="center"/>
-              <w:rPr>
-                <w:rFonts w:ascii="方正仿宋简体" w:eastAsia="方正仿宋简体"/>
-              </w:rPr>
-            </w:pPr>
-            <w:r>
-              <w:rPr>
-                <w:rFonts w:ascii="方正仿宋简体" w:eastAsia="方正仿宋简体"/>
-              </w:rPr>
-              <w:t>${</w:t>
-            </w:r>
-            <w:r>
-              <w:rPr>
-                <w:rFonts w:ascii="方正仿宋简体" w:eastAsia="方正仿宋简体"/>
-              </w:rPr>
-              <w:t>listAccts</w:t>
-            </w:r>
-            <w:r>
-              <w:rPr>
-                <w:rFonts w:ascii="方正仿宋简体" w:eastAsia="方正仿宋简体"/>
-              </w:rPr>
-              <w:t>.</w:t>
-            </w:r>
-            <w:r>
-              <w:rPr>
-                <w:rFonts w:ascii="方正仿宋简体" w:eastAsia="方正仿宋简体"/>
-              </w:rPr>
-              <w:t>ACCOUNT_NUM</w:t>
-            </w:r>
-            <w:r>
-              <w:rPr>
-                <w:rFonts w:ascii="方正仿宋简体" w:eastAsia="方正仿宋简体"/>
-              </w:rPr>
-              <w:t>}</w:t>
-            </w:r>
-          </w:p>
-        </w:tc>
-        <w:tc>
-          <w:tcPr>
-            <w:tcW w:w="1409" w:type="dxa"/>
-            <w:vAlign w:val="center"/>
-          </w:tcPr>
-          <w:p>
-            <w:pPr>
-              <w:pStyle w:val="biaogeright"/>
-              <w:jc w:val="center"/>
-              <w:rPr>
-                <w:rFonts w:ascii="方正仿宋简体" w:eastAsia="方正仿宋简体"/>
-              </w:rPr>
-            </w:pPr>
-            <w:r>
-              <w:rPr>
-                <w:rFonts w:ascii="方正仿宋简体" w:eastAsia="方正仿宋简体"/>
-              </w:rPr>
-              <w:t>${</w:t>
-            </w:r>
-            <w:r>
-              <w:rPr>
-                <w:rFonts w:ascii="方正仿宋简体" w:eastAsia="方正仿宋简体"/>
-              </w:rPr>
-              <w:t>listAccts</w:t>
-            </w:r>
-            <w:r>
-              <w:rPr>
-                <w:rFonts w:ascii="方正仿宋简体" w:eastAsia="方正仿宋简体"/>
-              </w:rPr>
-              <w:t>.</w:t>
-            </w:r>
-            <w:r>
-              <w:rPr>
-                <w:rFonts w:ascii="方正仿宋简体" w:eastAsia="方正仿宋简体"/>
-              </w:rPr>
-              <w:t>ACCOUNT_NAME</w:t>
-            </w:r>
-            <w:r>
-              <w:rPr>
-                <w:rFonts w:ascii="方正仿宋简体" w:eastAsia="方正仿宋简体"/>
-              </w:rPr>
-              <w:t>}</w:t>
-            </w:r>
-          </w:p>
-        </w:tc>
-        <w:tc>
-          <w:tcPr>
-            <w:tcW w:w="1409" w:type="dxa"/>
-            <w:vAlign w:val="center"/>
-          </w:tcPr>
-          <w:p>
-            <w:pPr>
-              <w:pStyle w:val="biaogeright"/>
-              <w:jc w:val="center"/>
-              <w:rPr>
-                <w:rFonts w:ascii="方正仿宋简体" w:eastAsia="方正仿宋简体"/>
-              </w:rPr>
-            </w:pPr>
-            <w:r>
-              <w:rPr>
-                <w:rFonts w:ascii="方正仿宋简体" w:eastAsia="方正仿宋简体"/>
-              </w:rPr>
-              <w:t>${</w:t>
-            </w:r>
-            <w:r>
-              <w:rPr>
-                <w:rFonts w:ascii="方正仿宋简体" w:eastAsia="方正仿宋简体"/>
-              </w:rPr>
-              <w:t>listAccts</w:t>
-            </w:r>
-            <w:r>
-              <w:rPr>
-                <w:rFonts w:ascii="方正仿宋简体" w:eastAsia="方正仿宋简体"/>
-              </w:rPr>
-              <w:t>.</w:t>
-            </w:r>
-            <w:r>
-              <w:rPr>
-                <w:rFonts w:ascii="方正仿宋简体" w:eastAsia="方正仿宋简体"/>
-              </w:rPr>
-              <w:t>ACCOUNT_OPENER</w:t>
-            </w:r>
-            <w:r>
-              <w:rPr>
-                <w:rFonts w:ascii="方正仿宋简体" w:eastAsia="方正仿宋简体"/>
-              </w:rPr>
-              <w:t>}</w:t>
-            </w:r>
           </w:p>
         </w:tc>
       </w:tr>
@@ -4322,7 +3981,7 @@
         <w:ind w:firstLineChars="200" w:firstLine="480"/>
         <w:jc w:val="left"/>
         <w:rPr>
-          <w:rFonts w:ascii="方正仿宋简体" w:eastAsia="方正仿宋简体" w:hAnsi="宋体" w:cs="宋体" w:hint="eastAsia"/>
+          <w:rFonts w:ascii="方正仿宋简体" w:eastAsia="方正仿宋简体" w:hAnsi="宋体" w:cs="宋体"/>
           <w:color w:val="000000"/>
           <w:kern w:val="0"/>
           <w:sz w:val="24"/>
@@ -4337,7 +3996,47 @@
           <w:sz w:val="24"/>
           <w:szCs w:val="24"/>
         </w:rPr>
-        <w:t>报告期内，产品投资于本公司或托管机构，主要股东、控股股东、实际控制人、一致行动人、最终受益人，其控股的机构或者与其有重大利害关系的公司发行的证券交易金额${repRelDeal.BANK_TRANS_AMT}。</w:t>
+        <w:t>报告期内，产品投资于本公司或托管机构，主要股东、控股股东、实际控制人、一致行动人、最终受益人，其控股的机构或者与其有重大利害关系的公司发行的证券交易金额</w:t>
+      </w:r>
+      <w:r>
+        <w:rPr>
+          <w:rFonts w:ascii="方正仿宋简体" w:eastAsia="方正仿宋简体" w:hAnsi="宋体" w:cs="宋体" w:hint="eastAsia"/>
+          <w:color w:val="000000"/>
+          <w:kern w:val="0"/>
+          <w:sz w:val="24"/>
+          <w:szCs w:val="24"/>
+        </w:rPr>
+        <w:t>${repRelDeal.</w:t>
+      </w:r>
+      <w:r>
+        <w:rPr>
+          <w:rFonts w:ascii="方正仿宋简体" w:eastAsia="方正仿宋简体" w:hAnsi="宋体" w:cs="宋体"/>
+          <w:color w:val="000000"/>
+          <w:kern w:val="0"/>
+          <w:sz w:val="24"/>
+          <w:szCs w:val="24"/>
+        </w:rPr>
+        <w:t>bankTransAmt</w:t>
+      </w:r>
+      <w:r>
+        <w:rPr>
+          <w:rFonts w:ascii="方正仿宋简体" w:eastAsia="方正仿宋简体" w:hAnsi="宋体" w:cs="宋体" w:hint="eastAsia"/>
+          <w:color w:val="000000"/>
+          <w:kern w:val="0"/>
+          <w:sz w:val="24"/>
+          <w:szCs w:val="24"/>
+        </w:rPr>
+        <w:t>}</w:t>
+      </w:r>
+      <w:r>
+        <w:rPr>
+          <w:rFonts w:ascii="方正仿宋简体" w:eastAsia="方正仿宋简体" w:hAnsi="宋体" w:cs="宋体" w:hint="eastAsia"/>
+          <w:color w:val="000000"/>
+          <w:kern w:val="0"/>
+          <w:sz w:val="24"/>
+          <w:szCs w:val="24"/>
+        </w:rPr>
+        <w:t>。</w:t>
       </w:r>
     </w:p>
     <w:p>
@@ -4348,7 +4047,7 @@
         <w:ind w:firstLineChars="200" w:firstLine="480"/>
         <w:jc w:val="left"/>
         <w:rPr>
-          <w:rFonts w:ascii="方正仿宋简体" w:eastAsia="方正仿宋简体" w:hAnsi="宋体" w:cs="宋体" w:hint="eastAsia"/>
+          <w:rFonts w:ascii="方正仿宋简体" w:eastAsia="方正仿宋简体" w:hAnsi="宋体" w:cs="宋体"/>
           <w:color w:val="000000"/>
           <w:kern w:val="0"/>
           <w:sz w:val="24"/>
@@ -4364,7 +4063,47 @@
           <w:szCs w:val="24"/>
         </w:rPr>
         <w:lastRenderedPageBreak/>
-        <w:t>产品投资于本公司或托管机构，主要股东、控股股东、实际控制人、一致行动人、最终受益人，其控股的机构或者与其有重大利害关系的公司承销的证券交易金额${repRelDeal.ORG_TRANS_AMT}。</w:t>
+        <w:t>产品投资于本公司或托管机构，主要股东、控股股东、实际控制人、一致行动人、最终受益人，其控股的机构或者与其有重大利害关系的公司承销的证券交易金额</w:t>
+      </w:r>
+      <w:r>
+        <w:rPr>
+          <w:rFonts w:ascii="方正仿宋简体" w:eastAsia="方正仿宋简体" w:hAnsi="宋体" w:cs="宋体" w:hint="eastAsia"/>
+          <w:color w:val="000000"/>
+          <w:kern w:val="0"/>
+          <w:sz w:val="24"/>
+          <w:szCs w:val="24"/>
+        </w:rPr>
+        <w:t>${repRelDeal.</w:t>
+      </w:r>
+      <w:r>
+        <w:rPr>
+          <w:rFonts w:ascii="方正仿宋简体" w:eastAsia="方正仿宋简体" w:hAnsi="宋体" w:cs="宋体"/>
+          <w:color w:val="000000"/>
+          <w:kern w:val="0"/>
+          <w:sz w:val="24"/>
+          <w:szCs w:val="24"/>
+        </w:rPr>
+        <w:t>investTransAmt</w:t>
+      </w:r>
+      <w:r>
+        <w:rPr>
+          <w:rFonts w:ascii="方正仿宋简体" w:eastAsia="方正仿宋简体" w:hAnsi="宋体" w:cs="宋体" w:hint="eastAsia"/>
+          <w:color w:val="000000"/>
+          <w:kern w:val="0"/>
+          <w:sz w:val="24"/>
+          <w:szCs w:val="24"/>
+        </w:rPr>
+        <w:t>}</w:t>
+      </w:r>
+      <w:r>
+        <w:rPr>
+          <w:rFonts w:ascii="方正仿宋简体" w:eastAsia="方正仿宋简体" w:hAnsi="宋体" w:cs="宋体" w:hint="eastAsia"/>
+          <w:color w:val="000000"/>
+          <w:kern w:val="0"/>
+          <w:sz w:val="24"/>
+          <w:szCs w:val="24"/>
+        </w:rPr>
+        <w:t>。</w:t>
       </w:r>
     </w:p>
     <w:p>
@@ -4390,27 +4129,49 @@
           <w:sz w:val="24"/>
           <w:szCs w:val="24"/>
         </w:rPr>
-        <w:t>产品与关联方作为交易对手开展的投融资业务交易金额${repRelDeal.</w:t>
-      </w:r>
-      <w:r>
-        <w:rPr>
-          <w:rFonts w:ascii="方正仿宋简体" w:eastAsia="方正仿宋简体" w:hAnsi="宋体" w:cs="宋体"/>
+        <w:t>产品与关联方作为交易对手开展的投融资业务交易金额</w:t>
+      </w:r>
+      <w:r>
+        <w:rPr>
+          <w:rFonts w:ascii="方正仿宋简体" w:eastAsia="方正仿宋简体" w:hAnsi="宋体" w:cs="宋体" w:hint="eastAsia"/>
           <w:color w:val="000000"/>
           <w:kern w:val="0"/>
           <w:sz w:val="24"/>
           <w:szCs w:val="24"/>
         </w:rPr>
-        <w:t>INVEST_TRANS_AMT</w:t>
-      </w:r>
-      <w:r>
-        <w:rPr>
-          <w:rFonts w:ascii="方正仿宋简体" w:eastAsia="方正仿宋简体" w:hAnsi="宋体" w:cs="宋体" w:hint="eastAsia"/>
+        <w:t>${repRelDeal.</w:t>
+      </w:r>
+      <w:r>
+        <w:rPr>
+          <w:rFonts w:ascii="方正仿宋简体" w:eastAsia="方正仿宋简体" w:hAnsi="宋体" w:cs="宋体"/>
           <w:color w:val="000000"/>
           <w:kern w:val="0"/>
           <w:sz w:val="24"/>
           <w:szCs w:val="24"/>
         </w:rPr>
-        <w:t>} 。</w:t>
+        <w:t>investTransAmt</w:t>
+      </w:r>
+      <w:r>
+        <w:rPr>
+          <w:rFonts w:ascii="方正仿宋简体" w:eastAsia="方正仿宋简体" w:hAnsi="宋体" w:cs="宋体" w:hint="eastAsia"/>
+          <w:color w:val="000000"/>
+          <w:kern w:val="0"/>
+          <w:sz w:val="24"/>
+          <w:szCs w:val="24"/>
+        </w:rPr>
+        <w:t>}</w:t>
+      </w:r>
+      <w:bookmarkStart w:id="0" w:name="_GoBack"/>
+      <w:bookmarkEnd w:id="0"/>
+      <w:r>
+        <w:rPr>
+          <w:rFonts w:ascii="方正仿宋简体" w:eastAsia="方正仿宋简体" w:hAnsi="宋体" w:cs="宋体" w:hint="eastAsia"/>
+          <w:color w:val="000000"/>
+          <w:kern w:val="0"/>
+          <w:sz w:val="24"/>
+          <w:szCs w:val="24"/>
+        </w:rPr>
+        <w:t xml:space="preserve"> 。</w:t>
       </w:r>
     </w:p>
     <w:p>
@@ -4430,17 +4191,9 @@
     </w:p>
     <w:p>
       <w:pPr>
-        <w:pStyle w:val="a5"/>
-        <w:rPr>
-          <w:rFonts w:ascii="方正仿宋简体" w:eastAsia="方正仿宋简体"/>
-          <w:b/>
-          <w:color w:val="000000"/>
-        </w:rPr>
-      </w:pPr>
-    </w:p>
-    <w:p>
-      <w:pPr>
         <w:widowControl/>
+        <w:shd w:val="clear" w:color="auto" w:fill="FFFFFF"/>
+        <w:spacing w:before="100" w:beforeAutospacing="1" w:after="100" w:afterAutospacing="1" w:line="390" w:lineRule="atLeast"/>
         <w:jc w:val="left"/>
         <w:rPr>
           <w:rFonts w:ascii="方正仿宋简体" w:eastAsia="方正仿宋简体" w:hAnsi="宋体" w:cs="宋体"/>
@@ -4450,11 +4203,7 @@
           <w:szCs w:val="24"/>
         </w:rPr>
       </w:pPr>
-    </w:p>
-    <w:p>
-      <w:pPr>
-        <w:widowControl/>
-        <w:jc w:val="left"/>
+      <w:r>
         <w:rPr>
           <w:rFonts w:ascii="方正仿宋简体" w:eastAsia="方正仿宋简体" w:hAnsi="宋体" w:cs="宋体"/>
           <w:color w:val="000000"/>
@@ -4462,6 +4211,47 @@
           <w:sz w:val="24"/>
           <w:szCs w:val="24"/>
         </w:rPr>
+        <w:t>${</w:t>
+      </w:r>
+      <w:r>
+        <w:rPr>
+          <w:rFonts w:ascii="方正仿宋简体" w:eastAsia="方正仿宋简体" w:hAnsi="宋体" w:cs="宋体" w:hint="eastAsia"/>
+          <w:color w:val="000000"/>
+          <w:kern w:val="0"/>
+          <w:sz w:val="24"/>
+          <w:szCs w:val="24"/>
+        </w:rPr>
+        <w:t>repRelDeal</w:t>
+      </w:r>
+      <w:r>
+        <w:rPr>
+          <w:rFonts w:ascii="方正仿宋简体" w:eastAsia="方正仿宋简体" w:hAnsi="宋体" w:cs="宋体"/>
+          <w:color w:val="000000"/>
+          <w:kern w:val="0"/>
+          <w:sz w:val="24"/>
+          <w:szCs w:val="24"/>
+        </w:rPr>
+        <w:t>.</w:t>
+      </w:r>
+      <w:r>
+        <w:rPr>
+          <w:rFonts w:ascii="方正仿宋简体" w:eastAsia="方正仿宋简体" w:hAnsi="宋体" w:cs="宋体"/>
+          <w:color w:val="000000"/>
+          <w:kern w:val="0"/>
+          <w:sz w:val="24"/>
+          <w:szCs w:val="24"/>
+        </w:rPr>
+        <w:t>relateamount}</w:t>
+      </w:r>
+    </w:p>
+    <w:p>
+      <w:pPr>
+        <w:pStyle w:val="a5"/>
+        <w:rPr>
+          <w:rFonts w:ascii="方正仿宋简体" w:eastAsia="方正仿宋简体"/>
+          <w:b/>
+          <w:color w:val="000000"/>
+        </w:rPr>
       </w:pPr>
     </w:p>
     <w:p>
@@ -4469,6 +4259,32 @@
         <w:widowControl/>
         <w:jc w:val="left"/>
         <w:rPr>
+          <w:rFonts w:ascii="方正仿宋简体" w:eastAsia="方正仿宋简体" w:hAnsi="宋体" w:cs="宋体"/>
+          <w:color w:val="000000"/>
+          <w:kern w:val="0"/>
+          <w:sz w:val="24"/>
+          <w:szCs w:val="24"/>
+        </w:rPr>
+      </w:pPr>
+    </w:p>
+    <w:p>
+      <w:pPr>
+        <w:widowControl/>
+        <w:jc w:val="left"/>
+        <w:rPr>
+          <w:rFonts w:ascii="方正仿宋简体" w:eastAsia="方正仿宋简体" w:hAnsi="宋体" w:cs="宋体"/>
+          <w:color w:val="000000"/>
+          <w:kern w:val="0"/>
+          <w:sz w:val="24"/>
+          <w:szCs w:val="24"/>
+        </w:rPr>
+      </w:pPr>
+    </w:p>
+    <w:p>
+      <w:pPr>
+        <w:widowControl/>
+        <w:jc w:val="left"/>
+        <w:rPr>
           <w:rFonts w:ascii="方正仿宋简体" w:eastAsia="方正仿宋简体"/>
           <w:color w:val="000000"/>
         </w:rPr>
@@ -4478,7 +4294,7 @@
       <w:pPr>
         <w:pStyle w:val="biaogeright"/>
         <w:rPr>
-          <w:rFonts w:ascii="方正仿宋简体" w:eastAsia="方正仿宋简体" w:hAnsi="Calibri" w:hint="eastAsia"/>
+          <w:rFonts w:ascii="方正仿宋简体" w:eastAsia="方正仿宋简体" w:hAnsi="Calibri"/>
           <w:b/>
           <w:bCs/>
           <w:color w:val="000000"/>
@@ -4497,8 +4313,14 @@
     <w:p>
       <w:pPr>
         <w:jc w:val="right"/>
-      </w:pPr>
-      <w:r>
+        <w:rPr>
+          <w:b/>
+        </w:rPr>
+      </w:pPr>
+      <w:r>
+        <w:rPr>
+          <w:b/>
+        </w:rPr>
         <w:t>${reportDate}</w:t>
       </w:r>
     </w:p>
@@ -4694,7 +4516,7 @@
     <w:lsdException w:name="E-mail Signature" w:semiHidden="1" w:unhideWhenUsed="1"/>
     <w:lsdException w:name="HTML Top of Form" w:semiHidden="1" w:unhideWhenUsed="1"/>
     <w:lsdException w:name="HTML Bottom of Form" w:semiHidden="1" w:unhideWhenUsed="1"/>
-    <w:lsdException w:name="Normal (Web)" w:semiHidden="1" w:uiPriority="0" w:unhideWhenUsed="1"/>
+    <w:lsdException w:name="Normal (Web)" w:semiHidden="1" w:uiPriority="0" w:unhideWhenUsed="1" w:qFormat="1"/>
     <w:lsdException w:name="HTML Acronym" w:semiHidden="1" w:unhideWhenUsed="1"/>
     <w:lsdException w:name="HTML Address" w:semiHidden="1" w:unhideWhenUsed="1"/>
     <w:lsdException w:name="HTML Cite" w:semiHidden="1" w:unhideWhenUsed="1"/>
@@ -5033,6 +4855,7 @@
   <w:style w:type="paragraph" w:styleId="a5">
     <w:name w:val="Normal (Web)"/>
     <w:basedOn w:val="a"/>
+    <w:qFormat/>
     <w:rsid w:val="005A7904"/>
     <w:pPr>
       <w:widowControl/>
@@ -5218,6 +5041,7 @@
   <w:style w:type="paragraph" w:customStyle="1" w:styleId="zhangjiep">
     <w:name w:val="zhangjie_p"/>
     <w:basedOn w:val="a"/>
+    <w:qFormat/>
     <w:rsid w:val="005A7904"/>
     <w:pPr>
       <w:widowControl/>
